--- a/dev/AML3104_Assignment2_Campus_Recruitment_Report_Jennylynne_Dominguez_C0929140.docx
+++ b/dev/AML3104_Assignment2_Campus_Recruitment_Report_Jennylynne_Dominguez_C0929140.docx
@@ -118,6 +118,70 @@
         <w:br/>
         <w:t>It includes both numerical and categorical features, with 'status' as the target (1 = Placed, 0 = Not Placed).</w:t>
       </w:r>
+    </w:p>
+    <w:p>
+      <w:pPr>
+        <w:spacing w:after="0"/>
+        <w:rPr>
+          <w:rFonts w:asciiTheme="majorHAnsi" w:hAnsiTheme="majorHAnsi" w:cstheme="majorHAnsi"/>
+        </w:rPr>
+      </w:pPr>
+    </w:p>
+    <w:p>
+      <w:pPr>
+        <w:spacing w:after="0"/>
+        <w:rPr>
+          <w:rFonts w:asciiTheme="majorHAnsi" w:hAnsiTheme="majorHAnsi" w:cstheme="majorHAnsi"/>
+        </w:rPr>
+      </w:pPr>
+      <w:r>
+        <w:rPr>
+          <w:rFonts w:asciiTheme="majorHAnsi" w:hAnsiTheme="majorHAnsi" w:cstheme="majorHAnsi"/>
+        </w:rPr>
+        <w:drawing>
+          <wp:inline distT="0" distB="0" distL="0" distR="0" wp14:anchorId="555D3AAD" wp14:editId="730DA9D9">
+            <wp:extent cx="5486400" cy="916305"/>
+            <wp:effectExtent l="0" t="0" r="0" b="0"/>
+            <wp:docPr id="27115968" name="Picture 1"/>
+            <wp:cNvGraphicFramePr>
+              <a:graphicFrameLocks xmlns:a="http://schemas.openxmlformats.org/drawingml/2006/main" noChangeAspect="1"/>
+            </wp:cNvGraphicFramePr>
+            <a:graphic xmlns:a="http://schemas.openxmlformats.org/drawingml/2006/main">
+              <a:graphicData uri="http://schemas.openxmlformats.org/drawingml/2006/picture">
+                <pic:pic xmlns:pic="http://schemas.openxmlformats.org/drawingml/2006/picture">
+                  <pic:nvPicPr>
+                    <pic:cNvPr id="27115968" name=""/>
+                    <pic:cNvPicPr/>
+                  </pic:nvPicPr>
+                  <pic:blipFill>
+                    <a:blip r:embed="rId8"/>
+                    <a:stretch>
+                      <a:fillRect/>
+                    </a:stretch>
+                  </pic:blipFill>
+                  <pic:spPr>
+                    <a:xfrm>
+                      <a:off x="0" y="0"/>
+                      <a:ext cx="5486400" cy="916305"/>
+                    </a:xfrm>
+                    <a:prstGeom prst="rect">
+                      <a:avLst/>
+                    </a:prstGeom>
+                  </pic:spPr>
+                </pic:pic>
+              </a:graphicData>
+            </a:graphic>
+          </wp:inline>
+        </w:drawing>
+      </w:r>
+    </w:p>
+    <w:p>
+      <w:pPr>
+        <w:spacing w:after="0"/>
+        <w:rPr>
+          <w:rFonts w:asciiTheme="majorHAnsi" w:hAnsiTheme="majorHAnsi" w:cstheme="majorHAnsi"/>
+        </w:rPr>
+      </w:pPr>
       <w:r>
         <w:rPr>
           <w:rFonts w:asciiTheme="majorHAnsi" w:hAnsiTheme="majorHAnsi" w:cstheme="majorHAnsi"/>
@@ -128,15 +192,184 @@
         <w:rPr>
           <w:rFonts w:asciiTheme="majorHAnsi" w:hAnsiTheme="majorHAnsi" w:cstheme="majorHAnsi"/>
         </w:rPr>
-        <w:br/>
-        <w:t>Preprocessing Steps:</w:t>
+        <w:drawing>
+          <wp:inline distT="0" distB="0" distL="0" distR="0" wp14:anchorId="6BF933DD" wp14:editId="52479F58">
+            <wp:extent cx="3496163" cy="3972479"/>
+            <wp:effectExtent l="0" t="0" r="9525" b="9525"/>
+            <wp:docPr id="722105657" name="Picture 1"/>
+            <wp:cNvGraphicFramePr>
+              <a:graphicFrameLocks xmlns:a="http://schemas.openxmlformats.org/drawingml/2006/main" noChangeAspect="1"/>
+            </wp:cNvGraphicFramePr>
+            <a:graphic xmlns:a="http://schemas.openxmlformats.org/drawingml/2006/main">
+              <a:graphicData uri="http://schemas.openxmlformats.org/drawingml/2006/picture">
+                <pic:pic xmlns:pic="http://schemas.openxmlformats.org/drawingml/2006/picture">
+                  <pic:nvPicPr>
+                    <pic:cNvPr id="722105657" name=""/>
+                    <pic:cNvPicPr/>
+                  </pic:nvPicPr>
+                  <pic:blipFill>
+                    <a:blip r:embed="rId9"/>
+                    <a:stretch>
+                      <a:fillRect/>
+                    </a:stretch>
+                  </pic:blipFill>
+                  <pic:spPr>
+                    <a:xfrm>
+                      <a:off x="0" y="0"/>
+                      <a:ext cx="3496163" cy="3972479"/>
+                    </a:xfrm>
+                    <a:prstGeom prst="rect">
+                      <a:avLst/>
+                    </a:prstGeom>
+                  </pic:spPr>
+                </pic:pic>
+              </a:graphicData>
+            </a:graphic>
+          </wp:inline>
+        </w:drawing>
+      </w:r>
+    </w:p>
+    <w:p>
+      <w:pPr>
+        <w:spacing w:after="0"/>
+        <w:rPr>
+          <w:rFonts w:asciiTheme="majorHAnsi" w:hAnsiTheme="majorHAnsi" w:cstheme="majorHAnsi"/>
+        </w:rPr>
+      </w:pPr>
+      <w:r>
+        <w:rPr>
+          <w:rFonts w:asciiTheme="majorHAnsi" w:hAnsiTheme="majorHAnsi" w:cstheme="majorHAnsi"/>
+        </w:rPr>
+        <w:lastRenderedPageBreak/>
+        <w:drawing>
+          <wp:inline distT="0" distB="0" distL="0" distR="0" wp14:anchorId="58D70481" wp14:editId="6DE0C1BD">
+            <wp:extent cx="5486400" cy="1970405"/>
+            <wp:effectExtent l="0" t="0" r="0" b="0"/>
+            <wp:docPr id="150636053" name="Picture 1"/>
+            <wp:cNvGraphicFramePr>
+              <a:graphicFrameLocks xmlns:a="http://schemas.openxmlformats.org/drawingml/2006/main" noChangeAspect="1"/>
+            </wp:cNvGraphicFramePr>
+            <a:graphic xmlns:a="http://schemas.openxmlformats.org/drawingml/2006/main">
+              <a:graphicData uri="http://schemas.openxmlformats.org/drawingml/2006/picture">
+                <pic:pic xmlns:pic="http://schemas.openxmlformats.org/drawingml/2006/picture">
+                  <pic:nvPicPr>
+                    <pic:cNvPr id="150636053" name=""/>
+                    <pic:cNvPicPr/>
+                  </pic:nvPicPr>
+                  <pic:blipFill>
+                    <a:blip r:embed="rId10"/>
+                    <a:stretch>
+                      <a:fillRect/>
+                    </a:stretch>
+                  </pic:blipFill>
+                  <pic:spPr>
+                    <a:xfrm>
+                      <a:off x="0" y="0"/>
+                      <a:ext cx="5486400" cy="1970405"/>
+                    </a:xfrm>
+                    <a:prstGeom prst="rect">
+                      <a:avLst/>
+                    </a:prstGeom>
+                  </pic:spPr>
+                </pic:pic>
+              </a:graphicData>
+            </a:graphic>
+          </wp:inline>
+        </w:drawing>
+      </w:r>
+    </w:p>
+    <w:p>
+      <w:pPr>
+        <w:spacing w:after="0"/>
+        <w:rPr>
+          <w:rFonts w:asciiTheme="majorHAnsi" w:hAnsiTheme="majorHAnsi" w:cstheme="majorHAnsi"/>
+        </w:rPr>
+      </w:pPr>
+    </w:p>
+    <w:p>
+      <w:pPr>
+        <w:spacing w:after="0"/>
+        <w:rPr>
+          <w:rFonts w:asciiTheme="majorHAnsi" w:hAnsiTheme="majorHAnsi" w:cstheme="majorHAnsi"/>
+        </w:rPr>
+      </w:pPr>
+      <w:r>
+        <w:rPr>
+          <w:rFonts w:asciiTheme="majorHAnsi" w:hAnsiTheme="majorHAnsi" w:cstheme="majorHAnsi"/>
+        </w:rPr>
+        <w:drawing>
+          <wp:inline distT="0" distB="0" distL="0" distR="0" wp14:anchorId="43E52485" wp14:editId="533F9942">
+            <wp:extent cx="5486400" cy="3416935"/>
+            <wp:effectExtent l="0" t="0" r="0" b="0"/>
+            <wp:docPr id="195838559" name="Picture 1"/>
+            <wp:cNvGraphicFramePr>
+              <a:graphicFrameLocks xmlns:a="http://schemas.openxmlformats.org/drawingml/2006/main" noChangeAspect="1"/>
+            </wp:cNvGraphicFramePr>
+            <a:graphic xmlns:a="http://schemas.openxmlformats.org/drawingml/2006/main">
+              <a:graphicData uri="http://schemas.openxmlformats.org/drawingml/2006/picture">
+                <pic:pic xmlns:pic="http://schemas.openxmlformats.org/drawingml/2006/picture">
+                  <pic:nvPicPr>
+                    <pic:cNvPr id="195838559" name=""/>
+                    <pic:cNvPicPr/>
+                  </pic:nvPicPr>
+                  <pic:blipFill>
+                    <a:blip r:embed="rId11"/>
+                    <a:stretch>
+                      <a:fillRect/>
+                    </a:stretch>
+                  </pic:blipFill>
+                  <pic:spPr>
+                    <a:xfrm>
+                      <a:off x="0" y="0"/>
+                      <a:ext cx="5486400" cy="3416935"/>
+                    </a:xfrm>
+                    <a:prstGeom prst="rect">
+                      <a:avLst/>
+                    </a:prstGeom>
+                  </pic:spPr>
+                </pic:pic>
+              </a:graphicData>
+            </a:graphic>
+          </wp:inline>
+        </w:drawing>
+      </w:r>
+    </w:p>
+    <w:p>
+      <w:pPr>
+        <w:spacing w:after="0"/>
+        <w:rPr>
+          <w:rFonts w:asciiTheme="majorHAnsi" w:hAnsiTheme="majorHAnsi" w:cstheme="majorHAnsi"/>
+        </w:rPr>
+      </w:pPr>
+      <w:r>
+        <w:rPr>
+          <w:rFonts w:asciiTheme="majorHAnsi" w:hAnsiTheme="majorHAnsi" w:cstheme="majorHAnsi"/>
+        </w:rPr>
+        <w:t>Preprocessing Steps</w:t>
       </w:r>
       <w:r>
         <w:rPr>
           <w:rFonts w:asciiTheme="majorHAnsi" w:hAnsiTheme="majorHAnsi" w:cstheme="majorHAnsi"/>
         </w:rPr>
+        <w:t xml:space="preserve"> includes: </w:t>
+      </w:r>
+      <w:r>
+        <w:rPr>
+          <w:rFonts w:asciiTheme="majorHAnsi" w:hAnsiTheme="majorHAnsi" w:cstheme="majorHAnsi"/>
+        </w:rPr>
         <w:br/>
-        <w:t>- Imputed missing salary values with the median.</w:t>
+      </w:r>
+      <w:r>
+        <w:rPr>
+          <w:rFonts w:asciiTheme="majorHAnsi" w:hAnsiTheme="majorHAnsi" w:cstheme="majorHAnsi"/>
+        </w:rPr>
+        <w:t xml:space="preserve">- </w:t>
+      </w:r>
+      <w:r>
+        <w:rPr>
+          <w:rFonts w:asciiTheme="majorHAnsi" w:hAnsiTheme="majorHAnsi" w:cstheme="majorHAnsi"/>
+        </w:rPr>
+        <w:t>Imputed missing salary values with the median.</w:t>
       </w:r>
       <w:r>
         <w:rPr>
@@ -159,15 +392,1279 @@
         <w:br/>
         <w:t>- Applied Standard Scaling.</w:t>
       </w:r>
+    </w:p>
+    <w:p>
+      <w:pPr>
+        <w:spacing w:after="0"/>
+        <w:rPr>
+          <w:rFonts w:asciiTheme="majorHAnsi" w:hAnsiTheme="majorHAnsi" w:cstheme="majorHAnsi"/>
+        </w:rPr>
+      </w:pPr>
+    </w:p>
+    <w:p>
+      <w:pPr>
+        <w:spacing w:after="0"/>
+        <w:rPr>
+          <w:rFonts w:asciiTheme="majorHAnsi" w:hAnsiTheme="majorHAnsi" w:cstheme="majorHAnsi"/>
+        </w:rPr>
+      </w:pPr>
+    </w:p>
+    <w:p>
+      <w:pPr>
+        <w:spacing w:after="0"/>
+        <w:rPr>
+          <w:rFonts w:asciiTheme="majorHAnsi" w:hAnsiTheme="majorHAnsi" w:cstheme="majorHAnsi"/>
+        </w:rPr>
+      </w:pPr>
+    </w:p>
+    <w:p>
+      <w:pPr>
+        <w:spacing w:after="0"/>
+        <w:rPr>
+          <w:rFonts w:asciiTheme="majorHAnsi" w:hAnsiTheme="majorHAnsi" w:cstheme="majorHAnsi"/>
+        </w:rPr>
+      </w:pPr>
+    </w:p>
+    <w:p>
+      <w:pPr>
+        <w:spacing w:after="0"/>
+        <w:rPr>
+          <w:rFonts w:asciiTheme="majorHAnsi" w:hAnsiTheme="majorHAnsi" w:cstheme="majorHAnsi"/>
+        </w:rPr>
+      </w:pPr>
+    </w:p>
+    <w:p>
+      <w:pPr>
+        <w:spacing w:after="0"/>
+        <w:rPr>
+          <w:rFonts w:asciiTheme="majorHAnsi" w:hAnsiTheme="majorHAnsi" w:cstheme="majorHAnsi"/>
+        </w:rPr>
+      </w:pPr>
+    </w:p>
+    <w:p>
+      <w:pPr>
+        <w:spacing w:after="0"/>
+        <w:rPr>
+          <w:rFonts w:asciiTheme="majorHAnsi" w:hAnsiTheme="majorHAnsi" w:cstheme="majorHAnsi"/>
+        </w:rPr>
+      </w:pPr>
+    </w:p>
+    <w:p>
+      <w:pPr>
+        <w:spacing w:after="0"/>
+        <w:rPr>
+          <w:rFonts w:asciiTheme="majorHAnsi" w:hAnsiTheme="majorHAnsi" w:cstheme="majorHAnsi"/>
+        </w:rPr>
+      </w:pPr>
+    </w:p>
+    <w:p>
+      <w:pPr>
+        <w:spacing w:after="0"/>
+        <w:rPr>
+          <w:rFonts w:asciiTheme="majorHAnsi" w:hAnsiTheme="majorHAnsi" w:cstheme="majorHAnsi"/>
+        </w:rPr>
+      </w:pPr>
       <w:r>
         <w:rPr>
           <w:rFonts w:asciiTheme="majorHAnsi" w:hAnsiTheme="majorHAnsi" w:cstheme="majorHAnsi"/>
         </w:rPr>
-        <w:br/>
+        <w:lastRenderedPageBreak/>
+        <w:t>Visualization includes correlation heatmap and line graph</w:t>
       </w:r>
     </w:p>
     <w:p>
       <w:pPr>
+        <w:spacing w:after="0"/>
+        <w:rPr>
+          <w:rFonts w:asciiTheme="majorHAnsi" w:hAnsiTheme="majorHAnsi" w:cstheme="majorHAnsi"/>
+        </w:rPr>
+      </w:pPr>
+    </w:p>
+    <w:p>
+      <w:pPr>
+        <w:spacing w:after="0"/>
+        <w:rPr>
+          <w:rFonts w:asciiTheme="majorHAnsi" w:hAnsiTheme="majorHAnsi" w:cstheme="majorHAnsi"/>
+          <w:lang w:val="en-CA"/>
+        </w:rPr>
+      </w:pPr>
+      <w:r>
+        <w:rPr>
+          <w:rFonts w:asciiTheme="majorHAnsi" w:hAnsiTheme="majorHAnsi" w:cstheme="majorHAnsi"/>
+        </w:rPr>
+        <w:drawing>
+          <wp:inline distT="0" distB="0" distL="0" distR="0" wp14:anchorId="19671D4B" wp14:editId="4A2BAD47">
+            <wp:extent cx="5410386" cy="4610100"/>
+            <wp:effectExtent l="0" t="0" r="0" b="0"/>
+            <wp:docPr id="639438957" name="Picture 1"/>
+            <wp:cNvGraphicFramePr>
+              <a:graphicFrameLocks xmlns:a="http://schemas.openxmlformats.org/drawingml/2006/main" noChangeAspect="1"/>
+            </wp:cNvGraphicFramePr>
+            <a:graphic xmlns:a="http://schemas.openxmlformats.org/drawingml/2006/main">
+              <a:graphicData uri="http://schemas.openxmlformats.org/drawingml/2006/picture">
+                <pic:pic xmlns:pic="http://schemas.openxmlformats.org/drawingml/2006/picture">
+                  <pic:nvPicPr>
+                    <pic:cNvPr id="639438957" name=""/>
+                    <pic:cNvPicPr/>
+                  </pic:nvPicPr>
+                  <pic:blipFill>
+                    <a:blip r:embed="rId12"/>
+                    <a:stretch>
+                      <a:fillRect/>
+                    </a:stretch>
+                  </pic:blipFill>
+                  <pic:spPr>
+                    <a:xfrm>
+                      <a:off x="0" y="0"/>
+                      <a:ext cx="5416995" cy="4615732"/>
+                    </a:xfrm>
+                    <a:prstGeom prst="rect">
+                      <a:avLst/>
+                    </a:prstGeom>
+                  </pic:spPr>
+                </pic:pic>
+              </a:graphicData>
+            </a:graphic>
+          </wp:inline>
+        </w:drawing>
+      </w:r>
+      <w:r>
+        <w:rPr>
+          <w:rFonts w:asciiTheme="majorHAnsi" w:hAnsiTheme="majorHAnsi" w:cstheme="majorHAnsi"/>
+        </w:rPr>
+        <w:br/>
+      </w:r>
+      <w:r>
+        <w:rPr>
+          <w:rFonts w:asciiTheme="majorHAnsi" w:hAnsiTheme="majorHAnsi" w:cstheme="majorHAnsi"/>
+          <w:b/>
+          <w:bCs/>
+          <w:lang w:val="en-CA"/>
+        </w:rPr>
+        <w:t>Observation</w:t>
+      </w:r>
+    </w:p>
+    <w:tbl>
+      <w:tblPr>
+        <w:tblW w:w="8140" w:type="dxa"/>
+        <w:tblLook w:val="04A0" w:firstRow="1" w:lastRow="0" w:firstColumn="1" w:lastColumn="0" w:noHBand="0" w:noVBand="1"/>
+      </w:tblPr>
+      <w:tblGrid>
+        <w:gridCol w:w="1077"/>
+        <w:gridCol w:w="1571"/>
+        <w:gridCol w:w="5492"/>
+      </w:tblGrid>
+      <w:tr>
+        <w:trPr>
+          <w:trHeight w:val="300"/>
+        </w:trPr>
+        <w:tc>
+          <w:tcPr>
+            <w:tcW w:w="960" w:type="dxa"/>
+            <w:tcBorders>
+              <w:top w:val="single" w:sz="4" w:space="0" w:color="auto"/>
+              <w:left w:val="single" w:sz="4" w:space="0" w:color="auto"/>
+              <w:bottom w:val="single" w:sz="4" w:space="0" w:color="auto"/>
+              <w:right w:val="single" w:sz="4" w:space="0" w:color="auto"/>
+            </w:tcBorders>
+            <w:shd w:val="clear" w:color="auto" w:fill="auto"/>
+            <w:vAlign w:val="center"/>
+            <w:hideMark/>
+          </w:tcPr>
+          <w:p>
+            <w:pPr>
+              <w:spacing w:after="0" w:line="240" w:lineRule="auto"/>
+              <w:jc w:val="center"/>
+              <w:rPr>
+                <w:rFonts w:ascii="Calibri" w:eastAsia="Times New Roman" w:hAnsi="Calibri" w:cs="Calibri"/>
+                <w:b/>
+                <w:bCs/>
+                <w:color w:val="000000"/>
+                <w:lang w:val="en-CA" w:eastAsia="en-CA"/>
+              </w:rPr>
+            </w:pPr>
+            <w:r>
+              <w:rPr>
+                <w:rFonts w:ascii="Calibri" w:eastAsia="Times New Roman" w:hAnsi="Calibri" w:cs="Calibri"/>
+                <w:b/>
+                <w:bCs/>
+                <w:color w:val="000000"/>
+                <w:lang w:val="en-CA" w:eastAsia="en-CA"/>
+              </w:rPr>
+              <w:t>Feature</w:t>
+            </w:r>
+          </w:p>
+        </w:tc>
+        <w:tc>
+          <w:tcPr>
+            <w:tcW w:w="1580" w:type="dxa"/>
+            <w:tcBorders>
+              <w:top w:val="single" w:sz="4" w:space="0" w:color="auto"/>
+              <w:left w:val="nil"/>
+              <w:bottom w:val="single" w:sz="4" w:space="0" w:color="auto"/>
+              <w:right w:val="single" w:sz="4" w:space="0" w:color="auto"/>
+            </w:tcBorders>
+            <w:shd w:val="clear" w:color="auto" w:fill="auto"/>
+            <w:vAlign w:val="center"/>
+            <w:hideMark/>
+          </w:tcPr>
+          <w:p>
+            <w:pPr>
+              <w:spacing w:after="0" w:line="240" w:lineRule="auto"/>
+              <w:jc w:val="center"/>
+              <w:rPr>
+                <w:rFonts w:ascii="Calibri" w:eastAsia="Times New Roman" w:hAnsi="Calibri" w:cs="Calibri"/>
+                <w:b/>
+                <w:bCs/>
+                <w:color w:val="000000"/>
+                <w:lang w:val="en-CA" w:eastAsia="en-CA"/>
+              </w:rPr>
+            </w:pPr>
+            <w:r>
+              <w:rPr>
+                <w:rFonts w:ascii="Calibri" w:eastAsia="Times New Roman" w:hAnsi="Calibri" w:cs="Calibri"/>
+                <w:b/>
+                <w:bCs/>
+                <w:color w:val="000000"/>
+                <w:lang w:val="en-CA" w:eastAsia="en-CA"/>
+              </w:rPr>
+              <w:t>Correlation</w:t>
+            </w:r>
+          </w:p>
+        </w:tc>
+        <w:tc>
+          <w:tcPr>
+            <w:tcW w:w="5600" w:type="dxa"/>
+            <w:tcBorders>
+              <w:top w:val="single" w:sz="4" w:space="0" w:color="auto"/>
+              <w:left w:val="nil"/>
+              <w:bottom w:val="single" w:sz="4" w:space="0" w:color="auto"/>
+              <w:right w:val="single" w:sz="4" w:space="0" w:color="auto"/>
+            </w:tcBorders>
+            <w:shd w:val="clear" w:color="auto" w:fill="auto"/>
+            <w:vAlign w:val="center"/>
+            <w:hideMark/>
+          </w:tcPr>
+          <w:p>
+            <w:pPr>
+              <w:spacing w:after="0" w:line="240" w:lineRule="auto"/>
+              <w:jc w:val="center"/>
+              <w:rPr>
+                <w:rFonts w:ascii="Calibri" w:eastAsia="Times New Roman" w:hAnsi="Calibri" w:cs="Calibri"/>
+                <w:b/>
+                <w:bCs/>
+                <w:color w:val="000000"/>
+                <w:lang w:val="en-CA" w:eastAsia="en-CA"/>
+              </w:rPr>
+            </w:pPr>
+            <w:r>
+              <w:rPr>
+                <w:rFonts w:ascii="Calibri" w:eastAsia="Times New Roman" w:hAnsi="Calibri" w:cs="Calibri"/>
+                <w:b/>
+                <w:bCs/>
+                <w:color w:val="000000"/>
+                <w:lang w:val="en-CA" w:eastAsia="en-CA"/>
+              </w:rPr>
+              <w:t>Insights</w:t>
+            </w:r>
+          </w:p>
+        </w:tc>
+      </w:tr>
+      <w:tr>
+        <w:trPr>
+          <w:trHeight w:val="600"/>
+        </w:trPr>
+        <w:tc>
+          <w:tcPr>
+            <w:tcW w:w="960" w:type="dxa"/>
+            <w:tcBorders>
+              <w:top w:val="nil"/>
+              <w:left w:val="single" w:sz="4" w:space="0" w:color="auto"/>
+              <w:bottom w:val="single" w:sz="4" w:space="0" w:color="auto"/>
+              <w:right w:val="single" w:sz="4" w:space="0" w:color="auto"/>
+            </w:tcBorders>
+            <w:shd w:val="clear" w:color="auto" w:fill="auto"/>
+            <w:vAlign w:val="center"/>
+            <w:hideMark/>
+          </w:tcPr>
+          <w:p>
+            <w:pPr>
+              <w:spacing w:after="0" w:line="240" w:lineRule="auto"/>
+              <w:jc w:val="center"/>
+              <w:rPr>
+                <w:rFonts w:ascii="Calibri" w:eastAsia="Times New Roman" w:hAnsi="Calibri" w:cs="Calibri"/>
+                <w:b/>
+                <w:bCs/>
+                <w:color w:val="000000"/>
+                <w:lang w:val="en-CA" w:eastAsia="en-CA"/>
+              </w:rPr>
+            </w:pPr>
+            <w:r>
+              <w:rPr>
+                <w:rFonts w:ascii="Calibri" w:eastAsia="Times New Roman" w:hAnsi="Calibri" w:cs="Calibri"/>
+                <w:b/>
+                <w:bCs/>
+                <w:color w:val="000000"/>
+                <w:lang w:val="en-CA" w:eastAsia="en-CA"/>
+              </w:rPr>
+              <w:t>ssc_b</w:t>
+            </w:r>
+          </w:p>
+        </w:tc>
+        <w:tc>
+          <w:tcPr>
+            <w:tcW w:w="1580" w:type="dxa"/>
+            <w:tcBorders>
+              <w:top w:val="nil"/>
+              <w:left w:val="nil"/>
+              <w:bottom w:val="single" w:sz="4" w:space="0" w:color="auto"/>
+              <w:right w:val="single" w:sz="4" w:space="0" w:color="auto"/>
+            </w:tcBorders>
+            <w:shd w:val="clear" w:color="auto" w:fill="auto"/>
+            <w:vAlign w:val="center"/>
+            <w:hideMark/>
+          </w:tcPr>
+          <w:p>
+            <w:pPr>
+              <w:spacing w:after="0" w:line="240" w:lineRule="auto"/>
+              <w:jc w:val="center"/>
+              <w:rPr>
+                <w:rFonts w:ascii="Calibri" w:eastAsia="Times New Roman" w:hAnsi="Calibri" w:cs="Calibri"/>
+                <w:b/>
+                <w:bCs/>
+                <w:color w:val="000000"/>
+                <w:lang w:val="en-CA" w:eastAsia="en-CA"/>
+              </w:rPr>
+            </w:pPr>
+            <w:r>
+              <w:rPr>
+                <w:rFonts w:ascii="Calibri" w:eastAsia="Times New Roman" w:hAnsi="Calibri" w:cs="Calibri"/>
+                <w:b/>
+                <w:bCs/>
+                <w:color w:val="000000"/>
+                <w:lang w:val="en-CA" w:eastAsia="en-CA"/>
+              </w:rPr>
+              <w:t>0.61</w:t>
+            </w:r>
+          </w:p>
+        </w:tc>
+        <w:tc>
+          <w:tcPr>
+            <w:tcW w:w="5600" w:type="dxa"/>
+            <w:tcBorders>
+              <w:top w:val="nil"/>
+              <w:left w:val="nil"/>
+              <w:bottom w:val="single" w:sz="4" w:space="0" w:color="auto"/>
+              <w:right w:val="single" w:sz="4" w:space="0" w:color="auto"/>
+            </w:tcBorders>
+            <w:shd w:val="clear" w:color="auto" w:fill="auto"/>
+            <w:vAlign w:val="center"/>
+            <w:hideMark/>
+          </w:tcPr>
+          <w:p>
+            <w:pPr>
+              <w:spacing w:after="0" w:line="240" w:lineRule="auto"/>
+              <w:rPr>
+                <w:rFonts w:ascii="Calibri" w:eastAsia="Times New Roman" w:hAnsi="Calibri" w:cs="Calibri"/>
+                <w:color w:val="000000"/>
+                <w:lang w:val="en-CA" w:eastAsia="en-CA"/>
+              </w:rPr>
+            </w:pPr>
+            <w:r>
+              <w:rPr>
+                <w:rFonts w:ascii="Calibri" w:eastAsia="Times New Roman" w:hAnsi="Calibri" w:cs="Calibri"/>
+                <w:color w:val="000000"/>
+                <w:lang w:val="en-CA" w:eastAsia="en-CA"/>
+              </w:rPr>
+              <w:t xml:space="preserve">Students from </w:t>
+            </w:r>
+            <w:r>
+              <w:rPr>
+                <w:rFonts w:ascii="Arial Unicode MS" w:eastAsia="Times New Roman" w:hAnsi="Arial Unicode MS" w:cs="Calibri"/>
+                <w:color w:val="000000"/>
+                <w:sz w:val="20"/>
+                <w:szCs w:val="20"/>
+                <w:lang w:val="en-CA" w:eastAsia="en-CA"/>
+              </w:rPr>
+              <w:t>Central</w:t>
+            </w:r>
+            <w:r>
+              <w:rPr>
+                <w:rFonts w:ascii="Calibri" w:eastAsia="Times New Roman" w:hAnsi="Calibri" w:cs="Calibri"/>
+                <w:color w:val="000000"/>
+                <w:lang w:val="en-CA" w:eastAsia="en-CA"/>
+              </w:rPr>
+              <w:t xml:space="preserve"> board in SSC are </w:t>
+            </w:r>
+            <w:r>
+              <w:rPr>
+                <w:rFonts w:ascii="Calibri" w:eastAsia="Times New Roman" w:hAnsi="Calibri" w:cs="Calibri"/>
+                <w:b/>
+                <w:bCs/>
+                <w:color w:val="000000"/>
+                <w:lang w:val="en-CA" w:eastAsia="en-CA"/>
+              </w:rPr>
+              <w:t>more likely to be placed</w:t>
+            </w:r>
+            <w:r>
+              <w:rPr>
+                <w:rFonts w:ascii="Calibri" w:eastAsia="Times New Roman" w:hAnsi="Calibri" w:cs="Calibri"/>
+                <w:color w:val="000000"/>
+                <w:lang w:val="en-CA" w:eastAsia="en-CA"/>
+              </w:rPr>
+              <w:t>. Very strong correlation.</w:t>
+            </w:r>
+          </w:p>
+        </w:tc>
+      </w:tr>
+      <w:tr>
+        <w:trPr>
+          <w:trHeight w:val="600"/>
+        </w:trPr>
+        <w:tc>
+          <w:tcPr>
+            <w:tcW w:w="960" w:type="dxa"/>
+            <w:tcBorders>
+              <w:top w:val="nil"/>
+              <w:left w:val="single" w:sz="4" w:space="0" w:color="auto"/>
+              <w:bottom w:val="single" w:sz="4" w:space="0" w:color="auto"/>
+              <w:right w:val="single" w:sz="4" w:space="0" w:color="auto"/>
+            </w:tcBorders>
+            <w:shd w:val="clear" w:color="auto" w:fill="auto"/>
+            <w:vAlign w:val="center"/>
+            <w:hideMark/>
+          </w:tcPr>
+          <w:p>
+            <w:pPr>
+              <w:spacing w:after="0" w:line="240" w:lineRule="auto"/>
+              <w:jc w:val="center"/>
+              <w:rPr>
+                <w:rFonts w:ascii="Calibri" w:eastAsia="Times New Roman" w:hAnsi="Calibri" w:cs="Calibri"/>
+                <w:b/>
+                <w:bCs/>
+                <w:color w:val="000000"/>
+                <w:lang w:val="en-CA" w:eastAsia="en-CA"/>
+              </w:rPr>
+            </w:pPr>
+            <w:r>
+              <w:rPr>
+                <w:rFonts w:ascii="Calibri" w:eastAsia="Times New Roman" w:hAnsi="Calibri" w:cs="Calibri"/>
+                <w:b/>
+                <w:bCs/>
+                <w:color w:val="000000"/>
+                <w:lang w:val="en-CA" w:eastAsia="en-CA"/>
+              </w:rPr>
+              <w:t>ssc_p</w:t>
+            </w:r>
+          </w:p>
+        </w:tc>
+        <w:tc>
+          <w:tcPr>
+            <w:tcW w:w="1580" w:type="dxa"/>
+            <w:tcBorders>
+              <w:top w:val="nil"/>
+              <w:left w:val="nil"/>
+              <w:bottom w:val="single" w:sz="4" w:space="0" w:color="auto"/>
+              <w:right w:val="single" w:sz="4" w:space="0" w:color="auto"/>
+            </w:tcBorders>
+            <w:shd w:val="clear" w:color="auto" w:fill="auto"/>
+            <w:vAlign w:val="center"/>
+            <w:hideMark/>
+          </w:tcPr>
+          <w:p>
+            <w:pPr>
+              <w:spacing w:after="0" w:line="240" w:lineRule="auto"/>
+              <w:jc w:val="center"/>
+              <w:rPr>
+                <w:rFonts w:ascii="Calibri" w:eastAsia="Times New Roman" w:hAnsi="Calibri" w:cs="Calibri"/>
+                <w:b/>
+                <w:bCs/>
+                <w:color w:val="000000"/>
+                <w:lang w:val="en-CA" w:eastAsia="en-CA"/>
+              </w:rPr>
+            </w:pPr>
+            <w:r>
+              <w:rPr>
+                <w:rFonts w:ascii="Calibri" w:eastAsia="Times New Roman" w:hAnsi="Calibri" w:cs="Calibri"/>
+                <w:b/>
+                <w:bCs/>
+                <w:color w:val="000000"/>
+                <w:lang w:val="en-CA" w:eastAsia="en-CA"/>
+              </w:rPr>
+              <w:t>0.61</w:t>
+            </w:r>
+          </w:p>
+        </w:tc>
+        <w:tc>
+          <w:tcPr>
+            <w:tcW w:w="5600" w:type="dxa"/>
+            <w:tcBorders>
+              <w:top w:val="nil"/>
+              <w:left w:val="nil"/>
+              <w:bottom w:val="single" w:sz="4" w:space="0" w:color="auto"/>
+              <w:right w:val="single" w:sz="4" w:space="0" w:color="auto"/>
+            </w:tcBorders>
+            <w:shd w:val="clear" w:color="auto" w:fill="auto"/>
+            <w:vAlign w:val="center"/>
+            <w:hideMark/>
+          </w:tcPr>
+          <w:p>
+            <w:pPr>
+              <w:spacing w:after="0" w:line="240" w:lineRule="auto"/>
+              <w:rPr>
+                <w:rFonts w:ascii="Calibri" w:eastAsia="Times New Roman" w:hAnsi="Calibri" w:cs="Calibri"/>
+                <w:color w:val="000000"/>
+                <w:lang w:val="en-CA" w:eastAsia="en-CA"/>
+              </w:rPr>
+            </w:pPr>
+            <w:r>
+              <w:rPr>
+                <w:rFonts w:ascii="Calibri" w:eastAsia="Times New Roman" w:hAnsi="Calibri" w:cs="Calibri"/>
+                <w:color w:val="000000"/>
+                <w:lang w:val="en-CA" w:eastAsia="en-CA"/>
+              </w:rPr>
+              <w:t xml:space="preserve">Higher </w:t>
+            </w:r>
+            <w:r>
+              <w:rPr>
+                <w:rFonts w:ascii="Calibri" w:eastAsia="Times New Roman" w:hAnsi="Calibri" w:cs="Calibri"/>
+                <w:b/>
+                <w:bCs/>
+                <w:color w:val="000000"/>
+                <w:lang w:val="en-CA" w:eastAsia="en-CA"/>
+              </w:rPr>
+              <w:t>secondary school scores</w:t>
+            </w:r>
+            <w:r>
+              <w:rPr>
+                <w:rFonts w:ascii="Calibri" w:eastAsia="Times New Roman" w:hAnsi="Calibri" w:cs="Calibri"/>
+                <w:color w:val="000000"/>
+                <w:lang w:val="en-CA" w:eastAsia="en-CA"/>
+              </w:rPr>
+              <w:t xml:space="preserve"> are strongly associated with placement.</w:t>
+            </w:r>
+          </w:p>
+        </w:tc>
+      </w:tr>
+      <w:tr>
+        <w:trPr>
+          <w:trHeight w:val="600"/>
+        </w:trPr>
+        <w:tc>
+          <w:tcPr>
+            <w:tcW w:w="960" w:type="dxa"/>
+            <w:tcBorders>
+              <w:top w:val="nil"/>
+              <w:left w:val="single" w:sz="4" w:space="0" w:color="auto"/>
+              <w:bottom w:val="single" w:sz="4" w:space="0" w:color="auto"/>
+              <w:right w:val="single" w:sz="4" w:space="0" w:color="auto"/>
+            </w:tcBorders>
+            <w:shd w:val="clear" w:color="auto" w:fill="auto"/>
+            <w:vAlign w:val="center"/>
+            <w:hideMark/>
+          </w:tcPr>
+          <w:p>
+            <w:pPr>
+              <w:spacing w:after="0" w:line="240" w:lineRule="auto"/>
+              <w:jc w:val="center"/>
+              <w:rPr>
+                <w:rFonts w:ascii="Calibri" w:eastAsia="Times New Roman" w:hAnsi="Calibri" w:cs="Calibri"/>
+                <w:b/>
+                <w:bCs/>
+                <w:color w:val="000000"/>
+                <w:lang w:val="en-CA" w:eastAsia="en-CA"/>
+              </w:rPr>
+            </w:pPr>
+            <w:r>
+              <w:rPr>
+                <w:rFonts w:ascii="Calibri" w:eastAsia="Times New Roman" w:hAnsi="Calibri" w:cs="Calibri"/>
+                <w:b/>
+                <w:bCs/>
+                <w:color w:val="000000"/>
+                <w:lang w:val="en-CA" w:eastAsia="en-CA"/>
+              </w:rPr>
+              <w:t>hsc_p</w:t>
+            </w:r>
+          </w:p>
+        </w:tc>
+        <w:tc>
+          <w:tcPr>
+            <w:tcW w:w="1580" w:type="dxa"/>
+            <w:tcBorders>
+              <w:top w:val="nil"/>
+              <w:left w:val="nil"/>
+              <w:bottom w:val="single" w:sz="4" w:space="0" w:color="auto"/>
+              <w:right w:val="single" w:sz="4" w:space="0" w:color="auto"/>
+            </w:tcBorders>
+            <w:shd w:val="clear" w:color="auto" w:fill="auto"/>
+            <w:vAlign w:val="center"/>
+            <w:hideMark/>
+          </w:tcPr>
+          <w:p>
+            <w:pPr>
+              <w:spacing w:after="0" w:line="240" w:lineRule="auto"/>
+              <w:jc w:val="center"/>
+              <w:rPr>
+                <w:rFonts w:ascii="Calibri" w:eastAsia="Times New Roman" w:hAnsi="Calibri" w:cs="Calibri"/>
+                <w:b/>
+                <w:bCs/>
+                <w:color w:val="000000"/>
+                <w:lang w:val="en-CA" w:eastAsia="en-CA"/>
+              </w:rPr>
+            </w:pPr>
+            <w:r>
+              <w:rPr>
+                <w:rFonts w:ascii="Calibri" w:eastAsia="Times New Roman" w:hAnsi="Calibri" w:cs="Calibri"/>
+                <w:b/>
+                <w:bCs/>
+                <w:color w:val="000000"/>
+                <w:lang w:val="en-CA" w:eastAsia="en-CA"/>
+              </w:rPr>
+              <w:t>0.49</w:t>
+            </w:r>
+          </w:p>
+        </w:tc>
+        <w:tc>
+          <w:tcPr>
+            <w:tcW w:w="5600" w:type="dxa"/>
+            <w:tcBorders>
+              <w:top w:val="nil"/>
+              <w:left w:val="nil"/>
+              <w:bottom w:val="single" w:sz="4" w:space="0" w:color="auto"/>
+              <w:right w:val="single" w:sz="4" w:space="0" w:color="auto"/>
+            </w:tcBorders>
+            <w:shd w:val="clear" w:color="auto" w:fill="auto"/>
+            <w:vAlign w:val="center"/>
+            <w:hideMark/>
+          </w:tcPr>
+          <w:p>
+            <w:pPr>
+              <w:spacing w:after="0" w:line="240" w:lineRule="auto"/>
+              <w:rPr>
+                <w:rFonts w:ascii="Calibri" w:eastAsia="Times New Roman" w:hAnsi="Calibri" w:cs="Calibri"/>
+                <w:color w:val="000000"/>
+                <w:lang w:val="en-CA" w:eastAsia="en-CA"/>
+              </w:rPr>
+            </w:pPr>
+            <w:r>
+              <w:rPr>
+                <w:rFonts w:ascii="Calibri" w:eastAsia="Times New Roman" w:hAnsi="Calibri" w:cs="Calibri"/>
+                <w:color w:val="000000"/>
+                <w:lang w:val="en-CA" w:eastAsia="en-CA"/>
+              </w:rPr>
+              <w:t xml:space="preserve">Good </w:t>
+            </w:r>
+            <w:r>
+              <w:rPr>
+                <w:rFonts w:ascii="Calibri" w:eastAsia="Times New Roman" w:hAnsi="Calibri" w:cs="Calibri"/>
+                <w:b/>
+                <w:bCs/>
+                <w:color w:val="000000"/>
+                <w:lang w:val="en-CA" w:eastAsia="en-CA"/>
+              </w:rPr>
+              <w:t>high school performance</w:t>
+            </w:r>
+            <w:r>
+              <w:rPr>
+                <w:rFonts w:ascii="Calibri" w:eastAsia="Times New Roman" w:hAnsi="Calibri" w:cs="Calibri"/>
+                <w:color w:val="000000"/>
+                <w:lang w:val="en-CA" w:eastAsia="en-CA"/>
+              </w:rPr>
+              <w:t xml:space="preserve"> increases placement chances.</w:t>
+            </w:r>
+          </w:p>
+        </w:tc>
+      </w:tr>
+      <w:tr>
+        <w:trPr>
+          <w:trHeight w:val="600"/>
+        </w:trPr>
+        <w:tc>
+          <w:tcPr>
+            <w:tcW w:w="960" w:type="dxa"/>
+            <w:tcBorders>
+              <w:top w:val="nil"/>
+              <w:left w:val="single" w:sz="4" w:space="0" w:color="auto"/>
+              <w:bottom w:val="single" w:sz="4" w:space="0" w:color="auto"/>
+              <w:right w:val="single" w:sz="4" w:space="0" w:color="auto"/>
+            </w:tcBorders>
+            <w:shd w:val="clear" w:color="auto" w:fill="auto"/>
+            <w:vAlign w:val="center"/>
+            <w:hideMark/>
+          </w:tcPr>
+          <w:p>
+            <w:pPr>
+              <w:spacing w:after="0" w:line="240" w:lineRule="auto"/>
+              <w:jc w:val="center"/>
+              <w:rPr>
+                <w:rFonts w:ascii="Calibri" w:eastAsia="Times New Roman" w:hAnsi="Calibri" w:cs="Calibri"/>
+                <w:b/>
+                <w:bCs/>
+                <w:color w:val="000000"/>
+                <w:lang w:val="en-CA" w:eastAsia="en-CA"/>
+              </w:rPr>
+            </w:pPr>
+            <w:r>
+              <w:rPr>
+                <w:rFonts w:ascii="Calibri" w:eastAsia="Times New Roman" w:hAnsi="Calibri" w:cs="Calibri"/>
+                <w:b/>
+                <w:bCs/>
+                <w:color w:val="000000"/>
+                <w:lang w:val="en-CA" w:eastAsia="en-CA"/>
+              </w:rPr>
+              <w:t>degree_p</w:t>
+            </w:r>
+          </w:p>
+        </w:tc>
+        <w:tc>
+          <w:tcPr>
+            <w:tcW w:w="1580" w:type="dxa"/>
+            <w:tcBorders>
+              <w:top w:val="nil"/>
+              <w:left w:val="nil"/>
+              <w:bottom w:val="single" w:sz="4" w:space="0" w:color="auto"/>
+              <w:right w:val="single" w:sz="4" w:space="0" w:color="auto"/>
+            </w:tcBorders>
+            <w:shd w:val="clear" w:color="auto" w:fill="auto"/>
+            <w:vAlign w:val="center"/>
+            <w:hideMark/>
+          </w:tcPr>
+          <w:p>
+            <w:pPr>
+              <w:spacing w:after="0" w:line="240" w:lineRule="auto"/>
+              <w:jc w:val="center"/>
+              <w:rPr>
+                <w:rFonts w:ascii="Calibri" w:eastAsia="Times New Roman" w:hAnsi="Calibri" w:cs="Calibri"/>
+                <w:b/>
+                <w:bCs/>
+                <w:color w:val="000000"/>
+                <w:lang w:val="en-CA" w:eastAsia="en-CA"/>
+              </w:rPr>
+            </w:pPr>
+            <w:r>
+              <w:rPr>
+                <w:rFonts w:ascii="Calibri" w:eastAsia="Times New Roman" w:hAnsi="Calibri" w:cs="Calibri"/>
+                <w:b/>
+                <w:bCs/>
+                <w:color w:val="000000"/>
+                <w:lang w:val="en-CA" w:eastAsia="en-CA"/>
+              </w:rPr>
+              <w:t>0.48</w:t>
+            </w:r>
+          </w:p>
+        </w:tc>
+        <w:tc>
+          <w:tcPr>
+            <w:tcW w:w="5600" w:type="dxa"/>
+            <w:tcBorders>
+              <w:top w:val="nil"/>
+              <w:left w:val="nil"/>
+              <w:bottom w:val="single" w:sz="4" w:space="0" w:color="auto"/>
+              <w:right w:val="single" w:sz="4" w:space="0" w:color="auto"/>
+            </w:tcBorders>
+            <w:shd w:val="clear" w:color="auto" w:fill="auto"/>
+            <w:vAlign w:val="center"/>
+            <w:hideMark/>
+          </w:tcPr>
+          <w:p>
+            <w:pPr>
+              <w:spacing w:after="0" w:line="240" w:lineRule="auto"/>
+              <w:rPr>
+                <w:rFonts w:ascii="Calibri" w:eastAsia="Times New Roman" w:hAnsi="Calibri" w:cs="Calibri"/>
+                <w:b/>
+                <w:bCs/>
+                <w:color w:val="000000"/>
+                <w:lang w:val="en-CA" w:eastAsia="en-CA"/>
+              </w:rPr>
+            </w:pPr>
+            <w:r>
+              <w:rPr>
+                <w:rFonts w:ascii="Calibri" w:eastAsia="Times New Roman" w:hAnsi="Calibri" w:cs="Calibri"/>
+                <w:b/>
+                <w:bCs/>
+                <w:color w:val="000000"/>
+                <w:lang w:val="en-CA" w:eastAsia="en-CA"/>
+              </w:rPr>
+              <w:t>Degree performance</w:t>
+            </w:r>
+            <w:r>
+              <w:rPr>
+                <w:rFonts w:ascii="Calibri" w:eastAsia="Times New Roman" w:hAnsi="Calibri" w:cs="Calibri"/>
+                <w:color w:val="000000"/>
+                <w:lang w:val="en-CA" w:eastAsia="en-CA"/>
+              </w:rPr>
+              <w:t xml:space="preserve"> is also positively correlated — important academic metric.</w:t>
+            </w:r>
+          </w:p>
+        </w:tc>
+      </w:tr>
+      <w:tr>
+        <w:trPr>
+          <w:trHeight w:val="600"/>
+        </w:trPr>
+        <w:tc>
+          <w:tcPr>
+            <w:tcW w:w="960" w:type="dxa"/>
+            <w:tcBorders>
+              <w:top w:val="nil"/>
+              <w:left w:val="single" w:sz="4" w:space="0" w:color="auto"/>
+              <w:bottom w:val="single" w:sz="4" w:space="0" w:color="auto"/>
+              <w:right w:val="single" w:sz="4" w:space="0" w:color="auto"/>
+            </w:tcBorders>
+            <w:shd w:val="clear" w:color="auto" w:fill="auto"/>
+            <w:vAlign w:val="center"/>
+            <w:hideMark/>
+          </w:tcPr>
+          <w:p>
+            <w:pPr>
+              <w:spacing w:after="0" w:line="240" w:lineRule="auto"/>
+              <w:jc w:val="center"/>
+              <w:rPr>
+                <w:rFonts w:ascii="Calibri" w:eastAsia="Times New Roman" w:hAnsi="Calibri" w:cs="Calibri"/>
+                <w:b/>
+                <w:bCs/>
+                <w:color w:val="000000"/>
+                <w:lang w:val="en-CA" w:eastAsia="en-CA"/>
+              </w:rPr>
+            </w:pPr>
+            <w:r>
+              <w:rPr>
+                <w:rFonts w:ascii="Calibri" w:eastAsia="Times New Roman" w:hAnsi="Calibri" w:cs="Calibri"/>
+                <w:b/>
+                <w:bCs/>
+                <w:color w:val="000000"/>
+                <w:lang w:val="en-CA" w:eastAsia="en-CA"/>
+              </w:rPr>
+              <w:t>mba_p</w:t>
+            </w:r>
+          </w:p>
+        </w:tc>
+        <w:tc>
+          <w:tcPr>
+            <w:tcW w:w="1580" w:type="dxa"/>
+            <w:tcBorders>
+              <w:top w:val="nil"/>
+              <w:left w:val="nil"/>
+              <w:bottom w:val="single" w:sz="4" w:space="0" w:color="auto"/>
+              <w:right w:val="single" w:sz="4" w:space="0" w:color="auto"/>
+            </w:tcBorders>
+            <w:shd w:val="clear" w:color="auto" w:fill="auto"/>
+            <w:vAlign w:val="center"/>
+            <w:hideMark/>
+          </w:tcPr>
+          <w:p>
+            <w:pPr>
+              <w:spacing w:after="0" w:line="240" w:lineRule="auto"/>
+              <w:jc w:val="center"/>
+              <w:rPr>
+                <w:rFonts w:ascii="Calibri" w:eastAsia="Times New Roman" w:hAnsi="Calibri" w:cs="Calibri"/>
+                <w:b/>
+                <w:bCs/>
+                <w:color w:val="000000"/>
+                <w:lang w:val="en-CA" w:eastAsia="en-CA"/>
+              </w:rPr>
+            </w:pPr>
+            <w:r>
+              <w:rPr>
+                <w:rFonts w:ascii="Calibri" w:eastAsia="Times New Roman" w:hAnsi="Calibri" w:cs="Calibri"/>
+                <w:b/>
+                <w:bCs/>
+                <w:color w:val="000000"/>
+                <w:lang w:val="en-CA" w:eastAsia="en-CA"/>
+              </w:rPr>
+              <w:t>0.4</w:t>
+            </w:r>
+          </w:p>
+        </w:tc>
+        <w:tc>
+          <w:tcPr>
+            <w:tcW w:w="5600" w:type="dxa"/>
+            <w:tcBorders>
+              <w:top w:val="nil"/>
+              <w:left w:val="nil"/>
+              <w:bottom w:val="single" w:sz="4" w:space="0" w:color="auto"/>
+              <w:right w:val="single" w:sz="4" w:space="0" w:color="auto"/>
+            </w:tcBorders>
+            <w:shd w:val="clear" w:color="auto" w:fill="auto"/>
+            <w:vAlign w:val="center"/>
+            <w:hideMark/>
+          </w:tcPr>
+          <w:p>
+            <w:pPr>
+              <w:spacing w:after="0" w:line="240" w:lineRule="auto"/>
+              <w:rPr>
+                <w:rFonts w:ascii="Calibri" w:eastAsia="Times New Roman" w:hAnsi="Calibri" w:cs="Calibri"/>
+                <w:b/>
+                <w:bCs/>
+                <w:color w:val="000000"/>
+                <w:lang w:val="en-CA" w:eastAsia="en-CA"/>
+              </w:rPr>
+            </w:pPr>
+            <w:r>
+              <w:rPr>
+                <w:rFonts w:ascii="Calibri" w:eastAsia="Times New Roman" w:hAnsi="Calibri" w:cs="Calibri"/>
+                <w:b/>
+                <w:bCs/>
+                <w:color w:val="000000"/>
+                <w:lang w:val="en-CA" w:eastAsia="en-CA"/>
+              </w:rPr>
+              <w:t>MBA performance</w:t>
+            </w:r>
+            <w:r>
+              <w:rPr>
+                <w:rFonts w:ascii="Calibri" w:eastAsia="Times New Roman" w:hAnsi="Calibri" w:cs="Calibri"/>
+                <w:color w:val="000000"/>
+                <w:lang w:val="en-CA" w:eastAsia="en-CA"/>
+              </w:rPr>
+              <w:t xml:space="preserve"> helps in getting placed, but not as strong as previous scores.</w:t>
+            </w:r>
+          </w:p>
+        </w:tc>
+      </w:tr>
+    </w:tbl>
+    <w:p>
+      <w:pPr>
+        <w:spacing w:after="0"/>
+        <w:rPr>
+          <w:rFonts w:asciiTheme="majorHAnsi" w:hAnsiTheme="majorHAnsi" w:cstheme="majorHAnsi"/>
+          <w:lang w:val="en-CA"/>
+        </w:rPr>
+      </w:pPr>
+    </w:p>
+    <w:p>
+      <w:pPr>
+        <w:spacing w:after="0"/>
+        <w:rPr>
+          <w:rFonts w:asciiTheme="majorHAnsi" w:hAnsiTheme="majorHAnsi" w:cstheme="majorHAnsi"/>
+          <w:b/>
+          <w:bCs/>
+          <w:lang w:val="en-CA"/>
+        </w:rPr>
+      </w:pPr>
+      <w:r>
+        <w:rPr>
+          <w:rFonts w:asciiTheme="majorHAnsi" w:hAnsiTheme="majorHAnsi" w:cstheme="majorHAnsi"/>
+          <w:b/>
+          <w:bCs/>
+          <w:lang w:val="en-CA"/>
+        </w:rPr>
+        <w:t>Summary</w:t>
+      </w:r>
+    </w:p>
+    <w:p>
+      <w:pPr>
+        <w:pStyle w:val="ListParagraph"/>
+        <w:numPr>
+          <w:ilvl w:val="0"/>
+          <w:numId w:val="13"/>
+        </w:numPr>
+        <w:spacing w:after="0"/>
+        <w:rPr>
+          <w:rFonts w:asciiTheme="majorHAnsi" w:hAnsiTheme="majorHAnsi" w:cstheme="majorHAnsi"/>
+          <w:lang w:val="en-CA"/>
+        </w:rPr>
+      </w:pPr>
+      <w:r>
+        <w:rPr>
+          <w:rFonts w:asciiTheme="majorHAnsi" w:hAnsiTheme="majorHAnsi" w:cstheme="majorHAnsi"/>
+          <w:lang w:val="en-CA"/>
+        </w:rPr>
+        <w:t>Academic scores (ssc_p, hsc_p, degree_p) are the strongest predictors of placement.</w:t>
+      </w:r>
+    </w:p>
+    <w:p>
+      <w:pPr>
+        <w:spacing w:after="0"/>
+        <w:rPr>
+          <w:rFonts w:asciiTheme="majorHAnsi" w:hAnsiTheme="majorHAnsi" w:cstheme="majorHAnsi"/>
+          <w:lang w:val="en-CA"/>
+        </w:rPr>
+      </w:pPr>
+    </w:p>
+    <w:p>
+      <w:pPr>
+        <w:pStyle w:val="ListParagraph"/>
+        <w:numPr>
+          <w:ilvl w:val="0"/>
+          <w:numId w:val="13"/>
+        </w:numPr>
+        <w:spacing w:after="0"/>
+        <w:rPr>
+          <w:rFonts w:asciiTheme="majorHAnsi" w:hAnsiTheme="majorHAnsi" w:cstheme="majorHAnsi"/>
+          <w:lang w:val="en-CA"/>
+        </w:rPr>
+      </w:pPr>
+      <w:r>
+        <w:rPr>
+          <w:rFonts w:asciiTheme="majorHAnsi" w:hAnsiTheme="majorHAnsi" w:cstheme="majorHAnsi"/>
+          <w:lang w:val="en-CA"/>
+        </w:rPr>
+        <w:lastRenderedPageBreak/>
+        <w:t>ssc board (ssc_b) is unexpectedly influential — may reflect systemic differences in student performance.</w:t>
+      </w:r>
+    </w:p>
+    <w:p>
+      <w:pPr>
+        <w:pStyle w:val="ListParagraph"/>
+        <w:numPr>
+          <w:ilvl w:val="0"/>
+          <w:numId w:val="13"/>
+        </w:numPr>
+        <w:spacing w:after="0"/>
+        <w:rPr>
+          <w:rFonts w:asciiTheme="majorHAnsi" w:hAnsiTheme="majorHAnsi" w:cstheme="majorHAnsi"/>
+          <w:lang w:val="en-CA"/>
+        </w:rPr>
+      </w:pPr>
+      <w:r>
+        <w:rPr>
+          <w:rFonts w:asciiTheme="majorHAnsi" w:hAnsiTheme="majorHAnsi" w:cstheme="majorHAnsi"/>
+          <w:lang w:val="en-CA"/>
+        </w:rPr>
+        <w:t>MBA score has moderate influence.</w:t>
+      </w:r>
+    </w:p>
+    <w:p>
+      <w:pPr>
+        <w:pStyle w:val="ListParagraph"/>
+        <w:numPr>
+          <w:ilvl w:val="0"/>
+          <w:numId w:val="13"/>
+        </w:numPr>
+        <w:spacing w:after="0"/>
+        <w:rPr>
+          <w:rFonts w:asciiTheme="majorHAnsi" w:hAnsiTheme="majorHAnsi" w:cstheme="majorHAnsi"/>
+          <w:lang w:val="en-CA"/>
+        </w:rPr>
+      </w:pPr>
+      <w:r>
+        <w:rPr>
+          <w:rFonts w:asciiTheme="majorHAnsi" w:hAnsiTheme="majorHAnsi" w:cstheme="majorHAnsi"/>
+          <w:lang w:val="en-CA"/>
+        </w:rPr>
+        <w:t>Test score, specialization, work experience are weak predictors.</w:t>
+      </w:r>
+    </w:p>
+    <w:p>
+      <w:pPr>
+        <w:pStyle w:val="ListParagraph"/>
+        <w:numPr>
+          <w:ilvl w:val="0"/>
+          <w:numId w:val="13"/>
+        </w:numPr>
+        <w:spacing w:after="0"/>
+        <w:rPr>
+          <w:rFonts w:asciiTheme="majorHAnsi" w:hAnsiTheme="majorHAnsi" w:cstheme="majorHAnsi"/>
+          <w:lang w:val="en-CA"/>
+        </w:rPr>
+      </w:pPr>
+      <w:r>
+        <w:rPr>
+          <w:rFonts w:asciiTheme="majorHAnsi" w:hAnsiTheme="majorHAnsi" w:cstheme="majorHAnsi"/>
+          <w:lang w:val="en-CA"/>
+        </w:rPr>
+        <w:t>Gender, board types, and streams in higher education do not show meaningful correlation.</w:t>
+      </w:r>
+    </w:p>
+    <w:p>
+      <w:pPr>
+        <w:spacing w:after="0"/>
+        <w:rPr>
+          <w:rFonts w:asciiTheme="majorHAnsi" w:hAnsiTheme="majorHAnsi" w:cstheme="majorHAnsi"/>
+          <w:lang w:val="en-CA"/>
+        </w:rPr>
+      </w:pPr>
+    </w:p>
+    <w:p>
+      <w:pPr>
+        <w:spacing w:after="0"/>
+        <w:rPr>
+          <w:rFonts w:asciiTheme="majorHAnsi" w:hAnsiTheme="majorHAnsi" w:cstheme="majorHAnsi"/>
+          <w:lang w:val="en-CA"/>
+        </w:rPr>
+      </w:pPr>
+      <w:r>
+        <w:rPr>
+          <w:rFonts w:asciiTheme="majorHAnsi" w:hAnsiTheme="majorHAnsi" w:cstheme="majorHAnsi"/>
+          <w:lang w:val="en-CA"/>
+        </w:rPr>
+        <w:t>Distr</w:t>
+      </w:r>
+      <w:r>
+        <w:rPr>
+          <w:rFonts w:asciiTheme="majorHAnsi" w:hAnsiTheme="majorHAnsi" w:cstheme="majorHAnsi"/>
+          <w:lang w:val="en-CA"/>
+        </w:rPr>
+        <w:t>ibution Bar Plot</w:t>
+      </w:r>
+    </w:p>
+    <w:p>
+      <w:pPr>
+        <w:spacing w:after="0"/>
+        <w:rPr>
+          <w:rFonts w:asciiTheme="majorHAnsi" w:hAnsiTheme="majorHAnsi" w:cstheme="majorHAnsi"/>
+          <w:lang w:val="en-CA"/>
+        </w:rPr>
+      </w:pPr>
+      <w:r>
+        <w:rPr>
+          <w:rFonts w:asciiTheme="majorHAnsi" w:hAnsiTheme="majorHAnsi" w:cstheme="majorHAnsi"/>
+          <w:lang w:val="en-CA"/>
+        </w:rPr>
+        <w:drawing>
+          <wp:inline distT="0" distB="0" distL="0" distR="0" wp14:anchorId="7B5323FF" wp14:editId="2E7A3A0A">
+            <wp:extent cx="3073799" cy="2876550"/>
+            <wp:effectExtent l="0" t="0" r="0" b="0"/>
+            <wp:docPr id="208616161" name="Picture 1"/>
+            <wp:cNvGraphicFramePr>
+              <a:graphicFrameLocks xmlns:a="http://schemas.openxmlformats.org/drawingml/2006/main" noChangeAspect="1"/>
+            </wp:cNvGraphicFramePr>
+            <a:graphic xmlns:a="http://schemas.openxmlformats.org/drawingml/2006/main">
+              <a:graphicData uri="http://schemas.openxmlformats.org/drawingml/2006/picture">
+                <pic:pic xmlns:pic="http://schemas.openxmlformats.org/drawingml/2006/picture">
+                  <pic:nvPicPr>
+                    <pic:cNvPr id="208616161" name=""/>
+                    <pic:cNvPicPr/>
+                  </pic:nvPicPr>
+                  <pic:blipFill>
+                    <a:blip r:embed="rId13"/>
+                    <a:stretch>
+                      <a:fillRect/>
+                    </a:stretch>
+                  </pic:blipFill>
+                  <pic:spPr>
+                    <a:xfrm>
+                      <a:off x="0" y="0"/>
+                      <a:ext cx="3083312" cy="2885453"/>
+                    </a:xfrm>
+                    <a:prstGeom prst="rect">
+                      <a:avLst/>
+                    </a:prstGeom>
+                  </pic:spPr>
+                </pic:pic>
+              </a:graphicData>
+            </a:graphic>
+          </wp:inline>
+        </w:drawing>
+      </w:r>
+    </w:p>
+    <w:p>
+      <w:pPr>
+        <w:spacing w:after="0"/>
+        <w:rPr>
+          <w:rFonts w:asciiTheme="majorHAnsi" w:hAnsiTheme="majorHAnsi" w:cstheme="majorHAnsi"/>
+          <w:lang w:val="en-CA"/>
+        </w:rPr>
+      </w:pPr>
+    </w:p>
+    <w:p>
+      <w:pPr>
+        <w:spacing w:after="0"/>
+        <w:rPr>
+          <w:rFonts w:asciiTheme="majorHAnsi" w:hAnsiTheme="majorHAnsi" w:cstheme="majorHAnsi"/>
+          <w:lang w:val="en-CA"/>
+        </w:rPr>
+      </w:pPr>
+      <w:r>
+        <w:rPr>
+          <w:rFonts w:asciiTheme="majorHAnsi" w:hAnsiTheme="majorHAnsi" w:cstheme="majorHAnsi"/>
+          <w:lang w:val="en-CA"/>
+        </w:rPr>
+        <w:t>Insight</w:t>
+      </w:r>
+    </w:p>
+    <w:p>
+      <w:pPr>
+        <w:spacing w:after="0"/>
+        <w:rPr>
+          <w:rFonts w:asciiTheme="majorHAnsi" w:hAnsiTheme="majorHAnsi" w:cstheme="majorHAnsi"/>
+        </w:rPr>
+      </w:pPr>
+      <w:r>
+        <w:rPr>
+          <w:rFonts w:asciiTheme="majorHAnsi" w:hAnsiTheme="majorHAnsi" w:cstheme="majorHAnsi"/>
+        </w:rPr>
+        <w:t>There is a moderate class imbalance:</w:t>
+      </w:r>
+    </w:p>
+    <w:p>
+      <w:pPr>
+        <w:pStyle w:val="ListParagraph"/>
+        <w:numPr>
+          <w:ilvl w:val="0"/>
+          <w:numId w:val="14"/>
+        </w:numPr>
+        <w:spacing w:after="0"/>
+        <w:rPr>
+          <w:rFonts w:asciiTheme="majorHAnsi" w:hAnsiTheme="majorHAnsi" w:cstheme="majorHAnsi"/>
+        </w:rPr>
+      </w:pPr>
+      <w:r>
+        <w:rPr>
+          <w:rFonts w:asciiTheme="majorHAnsi" w:hAnsiTheme="majorHAnsi" w:cstheme="majorHAnsi"/>
+        </w:rPr>
+        <w:t>~68% (145) of students are placed (status = 1)</w:t>
+      </w:r>
+    </w:p>
+    <w:p>
+      <w:pPr>
+        <w:pStyle w:val="ListParagraph"/>
+        <w:numPr>
+          <w:ilvl w:val="0"/>
+          <w:numId w:val="14"/>
+        </w:numPr>
+        <w:spacing w:after="0"/>
+        <w:rPr>
+          <w:rFonts w:asciiTheme="majorHAnsi" w:hAnsiTheme="majorHAnsi" w:cstheme="majorHAnsi"/>
+        </w:rPr>
+      </w:pPr>
+      <w:r>
+        <w:rPr>
+          <w:rFonts w:asciiTheme="majorHAnsi" w:hAnsiTheme="majorHAnsi" w:cstheme="majorHAnsi"/>
+        </w:rPr>
+        <w:t>~32% (65) are not placed (status = 0)</w:t>
+      </w:r>
+    </w:p>
+    <w:p>
+      <w:pPr>
+        <w:pStyle w:val="ListParagraph"/>
+        <w:numPr>
+          <w:ilvl w:val="0"/>
+          <w:numId w:val="14"/>
+        </w:numPr>
+        <w:spacing w:after="0"/>
+        <w:rPr>
+          <w:rFonts w:asciiTheme="majorHAnsi" w:hAnsiTheme="majorHAnsi" w:cstheme="majorHAnsi"/>
+        </w:rPr>
+      </w:pPr>
+      <w:r>
+        <w:rPr>
+          <w:rFonts w:asciiTheme="majorHAnsi" w:hAnsiTheme="majorHAnsi" w:cstheme="majorHAnsi"/>
+        </w:rPr>
+        <w:t>While not extremely skewed, the imbalance is significant enough to affect model evaluation.</w:t>
+      </w:r>
+    </w:p>
+    <w:p>
+      <w:pPr>
+        <w:pStyle w:val="ListParagraph"/>
+        <w:numPr>
+          <w:ilvl w:val="0"/>
+          <w:numId w:val="14"/>
+        </w:numPr>
+        <w:spacing w:after="0"/>
+        <w:rPr>
+          <w:rFonts w:asciiTheme="majorHAnsi" w:hAnsiTheme="majorHAnsi" w:cstheme="majorHAnsi"/>
+        </w:rPr>
+      </w:pPr>
+      <w:r>
+        <w:rPr>
+          <w:rFonts w:asciiTheme="majorHAnsi" w:hAnsiTheme="majorHAnsi" w:cstheme="majorHAnsi"/>
+        </w:rPr>
+        <w:t>Since the data is imbalance, the model evaluation is highly recommended to use F1-score or F2 score, precision, recall, and confusion matrix to properly evaluate model performance.</w:t>
+      </w:r>
+    </w:p>
+    <w:p>
+      <w:pPr>
         <w:pStyle w:val="Heading1"/>
         <w:rPr>
           <w:rFonts w:cstheme="majorHAnsi"/>
@@ -178,11 +1675,22 @@
           <w:rFonts w:cstheme="majorHAnsi"/>
         </w:rPr>
         <w:t>2. Models Trained and Rationale</w:t>
+      </w:r>
+      <w:r>
+        <w:rPr>
+          <w:rFonts w:cstheme="majorHAnsi"/>
+        </w:rPr>
+        <w:t xml:space="preserve"> Behind Choosing them</w:t>
       </w:r>
     </w:p>
     <w:p/>
     <w:p>
       <w:pPr>
+        <w:pStyle w:val="ListParagraph"/>
+        <w:numPr>
+          <w:ilvl w:val="0"/>
+          <w:numId w:val="12"/>
+        </w:numPr>
         <w:spacing w:after="0"/>
         <w:rPr>
           <w:rFonts w:asciiTheme="majorHAnsi" w:hAnsiTheme="majorHAnsi" w:cstheme="majorHAnsi"/>
@@ -192,80 +1700,159 @@
         <w:rPr>
           <w:rFonts w:asciiTheme="majorHAnsi" w:hAnsiTheme="majorHAnsi" w:cstheme="majorHAnsi"/>
         </w:rPr>
-        <w:t>- Logistic Regression: Baseline linear classifier, interpretable.</w:t>
+        <w:t>Logistic Regression: Baseline linear classifier</w:t>
       </w:r>
       <w:r>
         <w:rPr>
           <w:rFonts w:asciiTheme="majorHAnsi" w:hAnsiTheme="majorHAnsi" w:cstheme="majorHAnsi"/>
         </w:rPr>
-        <w:br/>
-        <w:t>- SVM: Effective in high-dimensional space.</w:t>
+        <w:t xml:space="preserve"> and </w:t>
       </w:r>
       <w:r>
         <w:rPr>
           <w:rFonts w:asciiTheme="majorHAnsi" w:hAnsiTheme="majorHAnsi" w:cstheme="majorHAnsi"/>
         </w:rPr>
-        <w:br/>
-        <w:t>- Decision Tree: Handles non-linearity, interpretable.</w:t>
+        <w:t>interpretab</w:t>
       </w:r>
       <w:r>
         <w:rPr>
           <w:rFonts w:asciiTheme="majorHAnsi" w:hAnsiTheme="majorHAnsi" w:cstheme="majorHAnsi"/>
         </w:rPr>
-        <w:br/>
-        <w:t>- Random Forest: Reduces overfitting, ensemble strength.</w:t>
-      </w:r>
-      <w:r>
-        <w:rPr>
-          <w:rFonts w:asciiTheme="majorHAnsi" w:hAnsiTheme="majorHAnsi" w:cstheme="majorHAnsi"/>
-        </w:rPr>
-        <w:br/>
-        <w:t>- Voting Classifier (Soft &amp; Hard): Combines all models to improve generalization.</w:t>
+        <w:t>ility</w:t>
       </w:r>
     </w:p>
     <w:p>
       <w:pPr>
+        <w:pStyle w:val="ListParagraph"/>
+        <w:numPr>
+          <w:ilvl w:val="0"/>
+          <w:numId w:val="12"/>
+        </w:numPr>
         <w:spacing w:after="0"/>
         <w:rPr>
           <w:rFonts w:asciiTheme="majorHAnsi" w:hAnsiTheme="majorHAnsi" w:cstheme="majorHAnsi"/>
         </w:rPr>
       </w:pPr>
-    </w:p>
-    <w:p>
-      <w:pPr>
-        <w:spacing w:after="0"/>
+      <w:r>
         <w:rPr>
           <w:rFonts w:asciiTheme="majorHAnsi" w:hAnsiTheme="majorHAnsi" w:cstheme="majorHAnsi"/>
         </w:rPr>
-      </w:pPr>
-    </w:p>
-    <w:p>
-      <w:pPr>
-        <w:spacing w:after="0"/>
-        <w:rPr>
-          <w:rFonts w:asciiTheme="majorHAnsi" w:hAnsiTheme="majorHAnsi" w:cstheme="majorHAnsi"/>
-        </w:rPr>
-      </w:pPr>
-    </w:p>
-    <w:p>
-      <w:pPr>
-        <w:spacing w:after="0"/>
-        <w:rPr>
-          <w:rFonts w:asciiTheme="majorHAnsi" w:hAnsiTheme="majorHAnsi" w:cstheme="majorHAnsi"/>
-        </w:rPr>
-      </w:pPr>
-      <w:r>
-        <w:rPr>
-          <w:rFonts w:asciiTheme="majorHAnsi" w:hAnsiTheme="majorHAnsi" w:cstheme="majorHAnsi"/>
-        </w:rPr>
-        <w:br/>
+        <w:t>SVM: Effective in high-dimensional space.</w:t>
       </w:r>
     </w:p>
     <w:p>
       <w:pPr>
-        <w:pStyle w:val="Heading1"/>
-        <w:rPr>
-          <w:rFonts w:cstheme="majorHAnsi"/>
+        <w:pStyle w:val="ListParagraph"/>
+        <w:numPr>
+          <w:ilvl w:val="0"/>
+          <w:numId w:val="12"/>
+        </w:numPr>
+        <w:spacing w:after="0"/>
+        <w:rPr>
+          <w:rFonts w:asciiTheme="majorHAnsi" w:hAnsiTheme="majorHAnsi" w:cstheme="majorHAnsi"/>
+        </w:rPr>
+      </w:pPr>
+      <w:r>
+        <w:rPr>
+          <w:rFonts w:asciiTheme="majorHAnsi" w:hAnsiTheme="majorHAnsi" w:cstheme="majorHAnsi"/>
+        </w:rPr>
+        <w:t xml:space="preserve"> Decision Tree: Handles non-linearity</w:t>
+      </w:r>
+      <w:r>
+        <w:rPr>
+          <w:rFonts w:asciiTheme="majorHAnsi" w:hAnsiTheme="majorHAnsi" w:cstheme="majorHAnsi"/>
+        </w:rPr>
+        <w:t xml:space="preserve"> and </w:t>
+      </w:r>
+      <w:r>
+        <w:rPr>
+          <w:rFonts w:asciiTheme="majorHAnsi" w:hAnsiTheme="majorHAnsi" w:cstheme="majorHAnsi"/>
+        </w:rPr>
+        <w:t>interpretability</w:t>
+      </w:r>
+      <w:r>
+        <w:rPr>
+          <w:rFonts w:asciiTheme="majorHAnsi" w:hAnsiTheme="majorHAnsi" w:cstheme="majorHAnsi"/>
+        </w:rPr>
+        <w:t>.</w:t>
+      </w:r>
+      <w:r>
+        <w:rPr>
+          <w:rFonts w:asciiTheme="majorHAnsi" w:hAnsiTheme="majorHAnsi" w:cstheme="majorHAnsi"/>
+        </w:rPr>
+        <w:t xml:space="preserve"> </w:t>
+      </w:r>
+    </w:p>
+    <w:p>
+      <w:pPr>
+        <w:pStyle w:val="ListParagraph"/>
+        <w:numPr>
+          <w:ilvl w:val="0"/>
+          <w:numId w:val="12"/>
+        </w:numPr>
+        <w:spacing w:after="0"/>
+        <w:rPr>
+          <w:rFonts w:asciiTheme="majorHAnsi" w:hAnsiTheme="majorHAnsi" w:cstheme="majorHAnsi"/>
+        </w:rPr>
+      </w:pPr>
+      <w:r>
+        <w:rPr>
+          <w:rFonts w:asciiTheme="majorHAnsi" w:hAnsiTheme="majorHAnsi" w:cstheme="majorHAnsi"/>
+        </w:rPr>
+        <w:t xml:space="preserve"> Random Forest: Reduces overfitting</w:t>
+      </w:r>
+      <w:r>
+        <w:rPr>
+          <w:rFonts w:asciiTheme="majorHAnsi" w:hAnsiTheme="majorHAnsi" w:cstheme="majorHAnsi"/>
+        </w:rPr>
+        <w:t xml:space="preserve"> and</w:t>
+      </w:r>
+      <w:r>
+        <w:rPr>
+          <w:rFonts w:asciiTheme="majorHAnsi" w:hAnsiTheme="majorHAnsi" w:cstheme="majorHAnsi"/>
+        </w:rPr>
+        <w:t xml:space="preserve"> ensemble strength.</w:t>
+      </w:r>
+    </w:p>
+    <w:p>
+      <w:pPr>
+        <w:pStyle w:val="ListParagraph"/>
+        <w:numPr>
+          <w:ilvl w:val="0"/>
+          <w:numId w:val="12"/>
+        </w:numPr>
+        <w:spacing w:after="0"/>
+        <w:rPr>
+          <w:rFonts w:asciiTheme="majorHAnsi" w:hAnsiTheme="majorHAnsi" w:cstheme="majorHAnsi"/>
+        </w:rPr>
+      </w:pPr>
+      <w:r>
+        <w:rPr>
+          <w:rFonts w:asciiTheme="majorHAnsi" w:hAnsiTheme="majorHAnsi" w:cstheme="majorHAnsi"/>
+        </w:rPr>
+        <w:lastRenderedPageBreak/>
+        <w:t xml:space="preserve"> </w:t>
+      </w:r>
+      <w:r>
+        <w:rPr>
+          <w:rFonts w:asciiTheme="majorHAnsi" w:hAnsiTheme="majorHAnsi" w:cstheme="majorHAnsi"/>
+        </w:rPr>
+        <w:t>Voting Classifier (Soft &amp; Hard): Combines all models to improve generalization.</w:t>
+      </w:r>
+    </w:p>
+    <w:p>
+      <w:pPr>
+        <w:spacing w:after="0"/>
+        <w:rPr>
+          <w:rFonts w:asciiTheme="majorHAnsi" w:hAnsiTheme="majorHAnsi" w:cstheme="majorHAnsi"/>
+        </w:rPr>
+      </w:pPr>
+    </w:p>
+    <w:p>
+      <w:pPr>
+        <w:spacing w:after="0"/>
+        <w:rPr>
+          <w:rFonts w:asciiTheme="majorHAnsi" w:hAnsiTheme="majorHAnsi" w:cstheme="majorHAnsi"/>
         </w:rPr>
       </w:pPr>
     </w:p>
@@ -301,7 +1888,7 @@
                     <pic:cNvPicPr/>
                   </pic:nvPicPr>
                   <pic:blipFill>
-                    <a:blip r:embed="rId6"/>
+                    <a:blip r:embed="rId14"/>
                     <a:stretch>
                       <a:fillRect/>
                     </a:stretch>
@@ -325,8 +1912,8 @@
     <w:p>
       <w:r>
         <w:drawing>
-          <wp:inline distT="0" distB="0" distL="0" distR="0" wp14:anchorId="3A183B8F" wp14:editId="2D77E3AC">
-            <wp:extent cx="5486400" cy="1356360"/>
+          <wp:inline distT="0" distB="0" distL="0" distR="0" wp14:anchorId="3A183B8F" wp14:editId="2C3C4B88">
+            <wp:extent cx="5817742" cy="1438275"/>
             <wp:effectExtent l="0" t="0" r="0" b="0"/>
             <wp:docPr id="41007714" name="Picture 1"/>
             <wp:cNvGraphicFramePr>
@@ -340,7 +1927,7 @@
                     <pic:cNvPicPr/>
                   </pic:nvPicPr>
                   <pic:blipFill>
-                    <a:blip r:embed="rId7"/>
+                    <a:blip r:embed="rId15"/>
                     <a:stretch>
                       <a:fillRect/>
                     </a:stretch>
@@ -348,7 +1935,1034 @@
                   <pic:spPr>
                     <a:xfrm>
                       <a:off x="0" y="0"/>
-                      <a:ext cx="5486400" cy="1356360"/>
+                      <a:ext cx="5828046" cy="1440822"/>
+                    </a:xfrm>
+                    <a:prstGeom prst="rect">
+                      <a:avLst/>
+                    </a:prstGeom>
+                  </pic:spPr>
+                </pic:pic>
+              </a:graphicData>
+            </a:graphic>
+          </wp:inline>
+        </w:drawing>
+      </w:r>
+    </w:p>
+    <w:p/>
+    <w:p>
+      <w:pPr>
+        <w:spacing w:after="0"/>
+      </w:pPr>
+      <w:r>
+        <w:t>Key Evaluation Metrics</w:t>
+      </w:r>
+    </w:p>
+    <w:p>
+      <w:pPr>
+        <w:pStyle w:val="ListParagraph"/>
+        <w:numPr>
+          <w:ilvl w:val="0"/>
+          <w:numId w:val="15"/>
+        </w:numPr>
+        <w:spacing w:after="0"/>
+      </w:pPr>
+      <w:r>
+        <w:t>Precision: Accuracy of positive predictions</w:t>
+      </w:r>
+    </w:p>
+    <w:p>
+      <w:pPr>
+        <w:pStyle w:val="ListParagraph"/>
+        <w:numPr>
+          <w:ilvl w:val="0"/>
+          <w:numId w:val="15"/>
+        </w:numPr>
+        <w:spacing w:after="0"/>
+      </w:pPr>
+      <w:r>
+        <w:t>Recall: Ability to find all positive instances (important when minimizing false negatives)</w:t>
+      </w:r>
+    </w:p>
+    <w:p>
+      <w:pPr>
+        <w:pStyle w:val="ListParagraph"/>
+        <w:numPr>
+          <w:ilvl w:val="0"/>
+          <w:numId w:val="15"/>
+        </w:numPr>
+        <w:spacing w:after="0"/>
+      </w:pPr>
+      <w:r>
+        <w:t>F1 Score: Harmonic mean of precision and recall</w:t>
+      </w:r>
+    </w:p>
+    <w:p>
+      <w:pPr>
+        <w:pStyle w:val="ListParagraph"/>
+        <w:numPr>
+          <w:ilvl w:val="0"/>
+          <w:numId w:val="15"/>
+        </w:numPr>
+        <w:spacing w:after="0"/>
+      </w:pPr>
+      <w:r>
+        <w:t>F2 Score: Recall-weighted version of F1 (more weight to recall)</w:t>
+      </w:r>
+    </w:p>
+    <w:p>
+      <w:pPr>
+        <w:pStyle w:val="ListParagraph"/>
+        <w:numPr>
+          <w:ilvl w:val="0"/>
+          <w:numId w:val="15"/>
+        </w:numPr>
+        <w:spacing w:after="0"/>
+      </w:pPr>
+      <w:r>
+        <w:t>ROC AUC: Overall model discrimination capability</w:t>
+      </w:r>
+    </w:p>
+    <w:p/>
+    <w:p>
+      <w:pPr>
+        <w:rPr>
+          <w:lang w:val="fr-CA"/>
+        </w:rPr>
+      </w:pPr>
+      <w:r>
+        <w:rPr>
+          <w:lang w:val="fr-CA"/>
+        </w:rPr>
+        <w:t>Mode</w:t>
+      </w:r>
+      <w:r>
+        <w:rPr>
+          <w:lang w:val="fr-CA"/>
+        </w:rPr>
+        <w:t>l Insights</w:t>
+      </w:r>
+    </w:p>
+    <w:p>
+      <w:pPr>
+        <w:pStyle w:val="ListParagraph"/>
+        <w:numPr>
+          <w:ilvl w:val="0"/>
+          <w:numId w:val="16"/>
+        </w:numPr>
+        <w:spacing w:after="0"/>
+        <w:rPr>
+          <w:lang w:val="en-CA"/>
+        </w:rPr>
+      </w:pPr>
+      <w:r>
+        <w:rPr>
+          <w:lang w:val="en-CA"/>
+        </w:rPr>
+        <w:t>Random Forest</w:t>
+      </w:r>
+    </w:p>
+    <w:p>
+      <w:pPr>
+        <w:pStyle w:val="ListParagraph"/>
+        <w:numPr>
+          <w:ilvl w:val="0"/>
+          <w:numId w:val="17"/>
+        </w:numPr>
+        <w:spacing w:after="0"/>
+        <w:rPr>
+          <w:rFonts w:hint="eastAsia"/>
+          <w:lang w:val="en-CA"/>
+        </w:rPr>
+      </w:pPr>
+      <w:r>
+        <w:rPr>
+          <w:rFonts w:hint="eastAsia"/>
+          <w:lang w:val="en-CA"/>
+        </w:rPr>
+        <w:t xml:space="preserve">Train: Very high scores (F2: 0.9808, ROC AUC: 0.989) </w:t>
+      </w:r>
+      <w:r>
+        <w:rPr>
+          <w:rFonts w:hint="eastAsia"/>
+          <w:lang w:val="en-CA"/>
+        </w:rPr>
+        <w:t>→</w:t>
+      </w:r>
+      <w:r>
+        <w:rPr>
+          <w:rFonts w:hint="eastAsia"/>
+          <w:lang w:val="en-CA"/>
+        </w:rPr>
+        <w:t xml:space="preserve"> excellent on training</w:t>
+      </w:r>
+    </w:p>
+    <w:p>
+      <w:pPr>
+        <w:pStyle w:val="ListParagraph"/>
+        <w:numPr>
+          <w:ilvl w:val="0"/>
+          <w:numId w:val="17"/>
+        </w:numPr>
+        <w:spacing w:after="0"/>
+        <w:rPr>
+          <w:rFonts w:hint="eastAsia"/>
+          <w:lang w:val="en-CA"/>
+        </w:rPr>
+      </w:pPr>
+      <w:r>
+        <w:rPr>
+          <w:rFonts w:hint="eastAsia"/>
+          <w:lang w:val="en-CA"/>
+        </w:rPr>
+        <w:t xml:space="preserve">Test: Slight drop (F2: 0.8772, ROC AUC: 0.853) </w:t>
+      </w:r>
+      <w:r>
+        <w:rPr>
+          <w:rFonts w:hint="eastAsia"/>
+          <w:lang w:val="en-CA"/>
+        </w:rPr>
+        <w:t>→</w:t>
+      </w:r>
+      <w:r>
+        <w:rPr>
+          <w:rFonts w:hint="eastAsia"/>
+          <w:lang w:val="en-CA"/>
+        </w:rPr>
+        <w:t xml:space="preserve"> still strong but some overfitting detected</w:t>
+      </w:r>
+    </w:p>
+    <w:p>
+      <w:pPr>
+        <w:pStyle w:val="ListParagraph"/>
+        <w:numPr>
+          <w:ilvl w:val="0"/>
+          <w:numId w:val="17"/>
+        </w:numPr>
+        <w:spacing w:after="0"/>
+        <w:rPr>
+          <w:lang w:val="en-CA"/>
+        </w:rPr>
+      </w:pPr>
+      <w:r>
+        <w:rPr>
+          <w:lang w:val="en-CA"/>
+        </w:rPr>
+        <w:t>Best balance between performance and generalization</w:t>
+      </w:r>
+    </w:p>
+    <w:p>
+      <w:pPr>
+        <w:spacing w:after="0"/>
+        <w:rPr>
+          <w:lang w:val="en-CA"/>
+        </w:rPr>
+      </w:pPr>
+    </w:p>
+    <w:p>
+      <w:pPr>
+        <w:spacing w:after="0"/>
+        <w:rPr>
+          <w:lang w:val="en-CA"/>
+        </w:rPr>
+      </w:pPr>
+    </w:p>
+    <w:p>
+      <w:pPr>
+        <w:spacing w:after="0"/>
+        <w:rPr>
+          <w:lang w:val="en-CA"/>
+        </w:rPr>
+      </w:pPr>
+    </w:p>
+    <w:p>
+      <w:pPr>
+        <w:pStyle w:val="ListParagraph"/>
+        <w:numPr>
+          <w:ilvl w:val="0"/>
+          <w:numId w:val="16"/>
+        </w:numPr>
+        <w:spacing w:after="0"/>
+        <w:rPr>
+          <w:lang w:val="en-CA"/>
+        </w:rPr>
+      </w:pPr>
+      <w:r>
+        <w:rPr>
+          <w:lang w:val="en-CA"/>
+        </w:rPr>
+        <w:lastRenderedPageBreak/>
+        <w:t>Logistic Regression</w:t>
+      </w:r>
+    </w:p>
+    <w:p>
+      <w:pPr>
+        <w:pStyle w:val="ListParagraph"/>
+        <w:numPr>
+          <w:ilvl w:val="0"/>
+          <w:numId w:val="19"/>
+        </w:numPr>
+        <w:spacing w:after="0"/>
+        <w:rPr>
+          <w:lang w:val="en-CA"/>
+        </w:rPr>
+      </w:pPr>
+      <w:r>
+        <w:rPr>
+          <w:lang w:val="en-CA"/>
+        </w:rPr>
+        <w:t>Train: Moderate (F2: 0.9568)</w:t>
+      </w:r>
+    </w:p>
+    <w:p>
+      <w:pPr>
+        <w:pStyle w:val="ListParagraph"/>
+        <w:numPr>
+          <w:ilvl w:val="0"/>
+          <w:numId w:val="19"/>
+        </w:numPr>
+        <w:spacing w:after="0"/>
+        <w:rPr>
+          <w:rFonts w:hint="eastAsia"/>
+          <w:lang w:val="en-CA"/>
+        </w:rPr>
+      </w:pPr>
+      <w:r>
+        <w:rPr>
+          <w:rFonts w:hint="eastAsia"/>
+          <w:lang w:val="en-CA"/>
+        </w:rPr>
+        <w:t xml:space="preserve">Test: Slightly lower (F2: 0.8651, ROC AUC: 0.838) </w:t>
+      </w:r>
+      <w:r>
+        <w:rPr>
+          <w:rFonts w:hint="eastAsia"/>
+          <w:lang w:val="en-CA"/>
+        </w:rPr>
+        <w:t>→</w:t>
+      </w:r>
+      <w:r>
+        <w:rPr>
+          <w:rFonts w:hint="eastAsia"/>
+          <w:lang w:val="en-CA"/>
+        </w:rPr>
+        <w:t xml:space="preserve"> good generalization</w:t>
+      </w:r>
+    </w:p>
+    <w:p>
+      <w:pPr>
+        <w:pStyle w:val="ListParagraph"/>
+        <w:numPr>
+          <w:ilvl w:val="0"/>
+          <w:numId w:val="19"/>
+        </w:numPr>
+        <w:spacing w:after="0"/>
+        <w:rPr>
+          <w:lang w:val="en-CA"/>
+        </w:rPr>
+      </w:pPr>
+      <w:r>
+        <w:rPr>
+          <w:lang w:val="en-CA"/>
+        </w:rPr>
+        <w:t>Stable, reliable model with no overfitting</w:t>
+      </w:r>
+    </w:p>
+    <w:p>
+      <w:pPr>
+        <w:spacing w:after="0"/>
+        <w:rPr>
+          <w:lang w:val="en-CA"/>
+        </w:rPr>
+      </w:pPr>
+    </w:p>
+    <w:p>
+      <w:pPr>
+        <w:spacing w:after="0"/>
+        <w:rPr>
+          <w:lang w:val="en-CA"/>
+        </w:rPr>
+      </w:pPr>
+      <w:r>
+        <w:rPr>
+          <w:rFonts w:ascii="Segoe UI Emoji" w:hAnsi="Segoe UI Emoji" w:cs="Segoe UI Emoji"/>
+          <w:lang w:val="fr-CA"/>
+        </w:rPr>
+        <w:t>(3)</w:t>
+      </w:r>
+      <w:r>
+        <w:rPr>
+          <w:lang w:val="en-CA"/>
+        </w:rPr>
+        <w:t xml:space="preserve"> SVM</w:t>
+      </w:r>
+    </w:p>
+    <w:p>
+      <w:pPr>
+        <w:pStyle w:val="ListParagraph"/>
+        <w:numPr>
+          <w:ilvl w:val="0"/>
+          <w:numId w:val="18"/>
+        </w:numPr>
+        <w:spacing w:after="0"/>
+        <w:rPr>
+          <w:lang w:val="en-CA"/>
+        </w:rPr>
+      </w:pPr>
+      <w:r>
+        <w:rPr>
+          <w:lang w:val="en-CA"/>
+        </w:rPr>
+        <w:t>Train: Similar to Logistic Regression (F2: 0.9565)</w:t>
+      </w:r>
+    </w:p>
+    <w:p>
+      <w:pPr>
+        <w:pStyle w:val="ListParagraph"/>
+        <w:numPr>
+          <w:ilvl w:val="0"/>
+          <w:numId w:val="18"/>
+        </w:numPr>
+        <w:spacing w:after="0"/>
+        <w:rPr>
+          <w:rFonts w:hint="eastAsia"/>
+          <w:lang w:val="en-CA"/>
+        </w:rPr>
+      </w:pPr>
+      <w:r>
+        <w:rPr>
+          <w:rFonts w:hint="eastAsia"/>
+          <w:lang w:val="en-CA"/>
+        </w:rPr>
+        <w:t xml:space="preserve">Test: Matches Logistic Regression (F2: 0.8604, ROC AUC: 0.844) </w:t>
+      </w:r>
+      <w:r>
+        <w:rPr>
+          <w:rFonts w:hint="eastAsia"/>
+          <w:lang w:val="en-CA"/>
+        </w:rPr>
+        <w:t>→</w:t>
+      </w:r>
+      <w:r>
+        <w:rPr>
+          <w:rFonts w:hint="eastAsia"/>
+          <w:lang w:val="en-CA"/>
+        </w:rPr>
+        <w:t xml:space="preserve"> very consistent</w:t>
+      </w:r>
+    </w:p>
+    <w:p>
+      <w:pPr>
+        <w:pStyle w:val="ListParagraph"/>
+        <w:numPr>
+          <w:ilvl w:val="0"/>
+          <w:numId w:val="18"/>
+        </w:numPr>
+        <w:spacing w:after="0"/>
+        <w:rPr>
+          <w:lang w:val="en-CA"/>
+        </w:rPr>
+      </w:pPr>
+      <w:r>
+        <w:rPr>
+          <w:lang w:val="en-CA"/>
+        </w:rPr>
+        <w:t>Also a strong candidate for generalization</w:t>
+      </w:r>
+    </w:p>
+    <w:p>
+      <w:pPr>
+        <w:spacing w:after="0"/>
+        <w:rPr>
+          <w:lang w:val="en-CA"/>
+        </w:rPr>
+      </w:pPr>
+    </w:p>
+    <w:p>
+      <w:pPr>
+        <w:pStyle w:val="ListParagraph"/>
+        <w:numPr>
+          <w:ilvl w:val="0"/>
+          <w:numId w:val="16"/>
+        </w:numPr>
+        <w:spacing w:after="0"/>
+        <w:rPr>
+          <w:lang w:val="en-CA"/>
+        </w:rPr>
+      </w:pPr>
+      <w:r>
+        <w:rPr>
+          <w:lang w:val="en-CA"/>
+        </w:rPr>
+        <w:t>Decision Tree</w:t>
+      </w:r>
+    </w:p>
+    <w:p>
+      <w:pPr>
+        <w:pStyle w:val="ListParagraph"/>
+        <w:numPr>
+          <w:ilvl w:val="0"/>
+          <w:numId w:val="20"/>
+        </w:numPr>
+        <w:spacing w:after="0"/>
+        <w:rPr>
+          <w:rFonts w:hint="eastAsia"/>
+          <w:lang w:val="en-CA"/>
+        </w:rPr>
+      </w:pPr>
+      <w:r>
+        <w:rPr>
+          <w:rFonts w:hint="eastAsia"/>
+          <w:lang w:val="en-CA"/>
+        </w:rPr>
+        <w:t xml:space="preserve">Train: Very high performance (F2: 0.9921, ROC AUC: 0.9997) </w:t>
+      </w:r>
+      <w:r>
+        <w:rPr>
+          <w:rFonts w:hint="eastAsia"/>
+          <w:lang w:val="en-CA"/>
+        </w:rPr>
+        <w:t>→</w:t>
+      </w:r>
+      <w:r>
+        <w:rPr>
+          <w:rFonts w:hint="eastAsia"/>
+          <w:lang w:val="en-CA"/>
+        </w:rPr>
+        <w:t xml:space="preserve"> likely overfitting</w:t>
+      </w:r>
+    </w:p>
+    <w:p>
+      <w:pPr>
+        <w:pStyle w:val="ListParagraph"/>
+        <w:numPr>
+          <w:ilvl w:val="0"/>
+          <w:numId w:val="20"/>
+        </w:numPr>
+        <w:spacing w:after="0"/>
+        <w:rPr>
+          <w:rFonts w:hint="eastAsia"/>
+          <w:lang w:val="en-CA"/>
+        </w:rPr>
+      </w:pPr>
+      <w:r>
+        <w:rPr>
+          <w:rFonts w:hint="eastAsia"/>
+          <w:lang w:val="en-CA"/>
+        </w:rPr>
+        <w:t xml:space="preserve">Test: Noticeable drop (F2: 0.8478, ROC AUC: 0.834) </w:t>
+      </w:r>
+      <w:r>
+        <w:rPr>
+          <w:rFonts w:hint="eastAsia"/>
+          <w:lang w:val="en-CA"/>
+        </w:rPr>
+        <w:t>→</w:t>
+      </w:r>
+      <w:r>
+        <w:rPr>
+          <w:rFonts w:hint="eastAsia"/>
+          <w:lang w:val="en-CA"/>
+        </w:rPr>
+        <w:t xml:space="preserve"> less robust than ensemble models</w:t>
+      </w:r>
+    </w:p>
+    <w:p>
+      <w:pPr>
+        <w:pStyle w:val="ListParagraph"/>
+        <w:numPr>
+          <w:ilvl w:val="0"/>
+          <w:numId w:val="20"/>
+        </w:numPr>
+        <w:spacing w:after="0"/>
+        <w:rPr>
+          <w:lang w:val="en-CA"/>
+        </w:rPr>
+      </w:pPr>
+      <w:r>
+        <w:rPr>
+          <w:lang w:val="en-CA"/>
+        </w:rPr>
+        <w:t>Prone to overfitting, use with pruning or ensemble</w:t>
+      </w:r>
+    </w:p>
+    <w:p>
+      <w:pPr>
+        <w:spacing w:after="0"/>
+        <w:rPr>
+          <w:lang w:val="en-CA"/>
+        </w:rPr>
+      </w:pPr>
+    </w:p>
+    <w:p>
+      <w:pPr>
+        <w:pStyle w:val="ListParagraph"/>
+        <w:numPr>
+          <w:ilvl w:val="0"/>
+          <w:numId w:val="16"/>
+        </w:numPr>
+        <w:spacing w:after="0"/>
+        <w:rPr>
+          <w:lang w:val="en-CA"/>
+        </w:rPr>
+      </w:pPr>
+      <w:r>
+        <w:rPr>
+          <w:lang w:val="en-CA"/>
+        </w:rPr>
+        <w:t>Voting Classifier (Soft)</w:t>
+      </w:r>
+    </w:p>
+    <w:p>
+      <w:pPr>
+        <w:pStyle w:val="ListParagraph"/>
+        <w:numPr>
+          <w:ilvl w:val="0"/>
+          <w:numId w:val="21"/>
+        </w:numPr>
+        <w:spacing w:after="0"/>
+        <w:rPr>
+          <w:lang w:val="en-CA"/>
+        </w:rPr>
+      </w:pPr>
+      <w:r>
+        <w:rPr>
+          <w:lang w:val="en-CA"/>
+        </w:rPr>
+        <w:t>Train: Highest train F2 (0.9923), near-perfect recall</w:t>
+      </w:r>
+    </w:p>
+    <w:p>
+      <w:pPr>
+        <w:pStyle w:val="ListParagraph"/>
+        <w:numPr>
+          <w:ilvl w:val="0"/>
+          <w:numId w:val="21"/>
+        </w:numPr>
+        <w:spacing w:after="0"/>
+        <w:rPr>
+          <w:lang w:val="en-CA"/>
+        </w:rPr>
+      </w:pPr>
+      <w:r>
+        <w:rPr>
+          <w:rFonts w:hint="eastAsia"/>
+          <w:lang w:val="en-CA"/>
+        </w:rPr>
+        <w:t xml:space="preserve">Test: Good F2 (0.8948), ROC AUC: 0.8477 </w:t>
+      </w:r>
+      <w:r>
+        <w:rPr>
+          <w:rFonts w:hint="eastAsia"/>
+          <w:lang w:val="en-CA"/>
+        </w:rPr>
+        <w:t>→</w:t>
+      </w:r>
+      <w:r>
+        <w:rPr>
+          <w:rFonts w:hint="eastAsia"/>
+          <w:lang w:val="en-CA"/>
+        </w:rPr>
+        <w:t xml:space="preserve"> strong generalization</w:t>
+      </w:r>
+    </w:p>
+    <w:p>
+      <w:pPr>
+        <w:pStyle w:val="ListParagraph"/>
+        <w:numPr>
+          <w:ilvl w:val="0"/>
+          <w:numId w:val="21"/>
+        </w:numPr>
+        <w:spacing w:after="0"/>
+        <w:rPr>
+          <w:lang w:val="en-CA"/>
+        </w:rPr>
+      </w:pPr>
+      <w:r>
+        <w:rPr>
+          <w:lang w:val="en-CA"/>
+        </w:rPr>
+        <w:t>Best overall blend of multiple models</w:t>
+      </w:r>
+    </w:p>
+    <w:p>
+      <w:pPr>
+        <w:spacing w:after="0"/>
+        <w:rPr>
+          <w:lang w:val="en-CA"/>
+        </w:rPr>
+      </w:pPr>
+    </w:p>
+    <w:p>
+      <w:pPr>
+        <w:spacing w:after="0"/>
+        <w:rPr>
+          <w:lang w:val="en-CA"/>
+        </w:rPr>
+      </w:pPr>
+      <w:r>
+        <w:rPr>
+          <w:rFonts w:ascii="Segoe UI Emoji" w:hAnsi="Segoe UI Emoji" w:cs="Segoe UI Emoji"/>
+          <w:lang w:val="fr-CA"/>
+        </w:rPr>
+        <w:t>(5)</w:t>
+      </w:r>
+      <w:r>
+        <w:rPr>
+          <w:lang w:val="en-CA"/>
+        </w:rPr>
+        <w:t xml:space="preserve"> Voting Classifier (Hard)</w:t>
+      </w:r>
+    </w:p>
+    <w:p>
+      <w:pPr>
+        <w:pStyle w:val="ListParagraph"/>
+        <w:numPr>
+          <w:ilvl w:val="0"/>
+          <w:numId w:val="22"/>
+        </w:numPr>
+        <w:spacing w:after="0"/>
+        <w:rPr>
+          <w:lang w:val="en-CA"/>
+        </w:rPr>
+      </w:pPr>
+      <w:r>
+        <w:rPr>
+          <w:lang w:val="en-CA"/>
+        </w:rPr>
+        <w:t>Train: High F2 (0.9689)</w:t>
+      </w:r>
+    </w:p>
+    <w:p>
+      <w:pPr>
+        <w:pStyle w:val="ListParagraph"/>
+        <w:numPr>
+          <w:ilvl w:val="0"/>
+          <w:numId w:val="22"/>
+        </w:numPr>
+        <w:spacing w:after="0"/>
+        <w:rPr>
+          <w:lang w:val="en-CA"/>
+        </w:rPr>
+      </w:pPr>
+      <w:r>
+        <w:rPr>
+          <w:lang w:val="en-CA"/>
+        </w:rPr>
+        <w:t>Test: Slightly lower F2 (0.8553), no ROC AUC (likely not applicable for hard votes)</w:t>
+      </w:r>
+    </w:p>
+    <w:p>
+      <w:pPr>
+        <w:pStyle w:val="ListParagraph"/>
+        <w:numPr>
+          <w:ilvl w:val="0"/>
+          <w:numId w:val="22"/>
+        </w:numPr>
+        <w:rPr>
+          <w:lang w:val="en-CA"/>
+        </w:rPr>
+      </w:pPr>
+      <w:r>
+        <w:rPr>
+          <w:lang w:val="en-CA"/>
+        </w:rPr>
+        <w:t>Solid performance, but Soft Voting is better</w:t>
+      </w:r>
+    </w:p>
+    <w:p>
+      <w:pPr>
+        <w:spacing w:after="0"/>
+        <w:rPr>
+          <w:lang w:val="en-CA"/>
+        </w:rPr>
+      </w:pPr>
+    </w:p>
+    <w:p>
+      <w:pPr>
+        <w:spacing w:after="0"/>
+        <w:rPr>
+          <w:lang w:val="en-CA"/>
+        </w:rPr>
+      </w:pPr>
+      <w:r>
+        <w:rPr>
+          <w:lang w:val="en-CA"/>
+        </w:rPr>
+        <w:t>Summary of Best Models by Criteria</w:t>
+      </w:r>
+    </w:p>
+    <w:p>
+      <w:pPr>
+        <w:pStyle w:val="ListParagraph"/>
+        <w:numPr>
+          <w:ilvl w:val="0"/>
+          <w:numId w:val="23"/>
+        </w:numPr>
+        <w:spacing w:after="0"/>
+        <w:rPr>
+          <w:lang w:val="en-CA"/>
+        </w:rPr>
+      </w:pPr>
+      <w:r>
+        <w:rPr>
+          <w:lang w:val="en-CA"/>
+        </w:rPr>
+        <w:t>Highest overall accuracy</w:t>
+      </w:r>
+      <w:r>
+        <w:rPr>
+          <w:lang w:val="en-CA"/>
+        </w:rPr>
+        <w:t xml:space="preserve"> -&gt; </w:t>
+      </w:r>
+      <w:r>
+        <w:rPr>
+          <w:lang w:val="en-CA"/>
+        </w:rPr>
+        <w:t>Random Forest</w:t>
+      </w:r>
+    </w:p>
+    <w:p>
+      <w:pPr>
+        <w:pStyle w:val="ListParagraph"/>
+        <w:numPr>
+          <w:ilvl w:val="0"/>
+          <w:numId w:val="23"/>
+        </w:numPr>
+        <w:spacing w:after="0"/>
+        <w:rPr>
+          <w:lang w:val="en-CA"/>
+        </w:rPr>
+      </w:pPr>
+      <w:r>
+        <w:rPr>
+          <w:lang w:val="en-CA"/>
+        </w:rPr>
+        <w:t>Best generalization</w:t>
+      </w:r>
+      <w:r>
+        <w:rPr>
+          <w:lang w:val="en-CA"/>
+        </w:rPr>
+        <w:t xml:space="preserve"> -&gt; </w:t>
+      </w:r>
+      <w:r>
+        <w:rPr>
+          <w:lang w:val="en-CA"/>
+        </w:rPr>
+        <w:t>Logistic Regression or SVM</w:t>
+      </w:r>
+    </w:p>
+    <w:p>
+      <w:pPr>
+        <w:pStyle w:val="ListParagraph"/>
+        <w:numPr>
+          <w:ilvl w:val="0"/>
+          <w:numId w:val="23"/>
+        </w:numPr>
+        <w:spacing w:after="0"/>
+        <w:rPr>
+          <w:lang w:val="en-CA"/>
+        </w:rPr>
+      </w:pPr>
+      <w:r>
+        <w:rPr>
+          <w:lang w:val="en-CA"/>
+        </w:rPr>
+        <w:t>Most balanced (Recall/F2)</w:t>
+      </w:r>
+      <w:r>
+        <w:rPr>
+          <w:lang w:val="en-CA"/>
+        </w:rPr>
+        <w:t xml:space="preserve"> -&gt;</w:t>
+      </w:r>
+      <w:r>
+        <w:rPr>
+          <w:lang w:val="en-CA"/>
+        </w:rPr>
+        <w:t xml:space="preserve"> </w:t>
+      </w:r>
+      <w:r>
+        <w:rPr>
+          <w:lang w:val="en-CA"/>
+        </w:rPr>
+        <w:t>Voting Classifier (Soft)</w:t>
+      </w:r>
+    </w:p>
+    <w:p>
+      <w:pPr>
+        <w:pStyle w:val="ListParagraph"/>
+        <w:numPr>
+          <w:ilvl w:val="0"/>
+          <w:numId w:val="23"/>
+        </w:numPr>
+        <w:spacing w:after="0"/>
+        <w:rPr>
+          <w:lang w:val="en-CA"/>
+        </w:rPr>
+      </w:pPr>
+      <w:r>
+        <w:rPr>
+          <w:lang w:val="en-CA"/>
+        </w:rPr>
+        <w:t>Avoid overfitting</w:t>
+      </w:r>
+      <w:r>
+        <w:rPr>
+          <w:lang w:val="en-CA"/>
+        </w:rPr>
+        <w:t xml:space="preserve"> -&gt; </w:t>
+      </w:r>
+      <w:r>
+        <w:rPr>
+          <w:lang w:val="en-CA"/>
+        </w:rPr>
+        <w:t>Logistic Regression / SVM</w:t>
+      </w:r>
+    </w:p>
+    <w:p>
+      <w:pPr>
+        <w:pStyle w:val="Heading1"/>
+        <w:rPr>
+          <w:rFonts w:cstheme="majorHAnsi"/>
+          <w:lang w:val="en-CA"/>
+        </w:rPr>
+      </w:pPr>
+      <w:r>
+        <w:rPr>
+          <w:rFonts w:cstheme="majorHAnsi"/>
+          <w:lang w:val="en-CA"/>
+        </w:rPr>
+        <w:t>4. Confusion Matrix Insights</w:t>
+      </w:r>
+    </w:p>
+    <w:p>
+      <w:pPr>
+        <w:spacing w:after="0"/>
+        <w:rPr>
+          <w:rFonts w:asciiTheme="majorHAnsi" w:hAnsiTheme="majorHAnsi" w:cstheme="majorHAnsi"/>
+        </w:rPr>
+      </w:pPr>
+      <w:r>
+        <w:rPr>
+          <w:rFonts w:asciiTheme="majorHAnsi" w:hAnsiTheme="majorHAnsi" w:cstheme="majorHAnsi"/>
+          <w:lang w:val="en-CA"/>
+        </w:rPr>
+        <w:br/>
+      </w:r>
+      <w:r>
+        <w:rPr>
+          <w:rFonts w:asciiTheme="majorHAnsi" w:hAnsiTheme="majorHAnsi" w:cstheme="majorHAnsi"/>
+        </w:rPr>
+        <w:t xml:space="preserve">Each model was evaluated on both training and test sets using confusion matrices. </w:t>
+      </w:r>
+    </w:p>
+    <w:p>
+      <w:pPr>
+        <w:spacing w:after="0"/>
+        <w:rPr>
+          <w:rFonts w:asciiTheme="majorHAnsi" w:hAnsiTheme="majorHAnsi" w:cstheme="majorHAnsi"/>
+        </w:rPr>
+      </w:pPr>
+    </w:p>
+    <w:p>
+      <w:pPr>
+        <w:spacing w:after="0"/>
+        <w:rPr>
+          <w:rFonts w:asciiTheme="majorHAnsi" w:hAnsiTheme="majorHAnsi" w:cstheme="majorHAnsi"/>
+        </w:rPr>
+      </w:pPr>
+      <w:r>
+        <w:rPr>
+          <w:rFonts w:asciiTheme="majorHAnsi" w:hAnsiTheme="majorHAnsi" w:cstheme="majorHAnsi"/>
+        </w:rPr>
+        <w:t>Key observations:</w:t>
+      </w:r>
+    </w:p>
+    <w:p>
+      <w:pPr>
+        <w:pStyle w:val="ListParagraph"/>
+        <w:numPr>
+          <w:ilvl w:val="0"/>
+          <w:numId w:val="11"/>
+        </w:numPr>
+        <w:spacing w:after="0"/>
+        <w:rPr>
+          <w:rFonts w:asciiTheme="majorHAnsi" w:hAnsiTheme="majorHAnsi" w:cstheme="majorHAnsi"/>
+        </w:rPr>
+      </w:pPr>
+      <w:r>
+        <w:rPr>
+          <w:rFonts w:asciiTheme="majorHAnsi" w:hAnsiTheme="majorHAnsi" w:cstheme="majorHAnsi"/>
+        </w:rPr>
+        <w:t>Random Forest had the best balance between precision and recall, with fewer false positives and false negatives.</w:t>
+      </w:r>
+    </w:p>
+    <w:p>
+      <w:pPr>
+        <w:pStyle w:val="ListParagraph"/>
+        <w:numPr>
+          <w:ilvl w:val="0"/>
+          <w:numId w:val="11"/>
+        </w:numPr>
+        <w:spacing w:after="0"/>
+        <w:rPr>
+          <w:rFonts w:asciiTheme="majorHAnsi" w:hAnsiTheme="majorHAnsi" w:cstheme="majorHAnsi"/>
+        </w:rPr>
+      </w:pPr>
+      <w:r>
+        <w:rPr>
+          <w:rFonts w:asciiTheme="majorHAnsi" w:hAnsiTheme="majorHAnsi" w:cstheme="majorHAnsi"/>
+        </w:rPr>
+        <w:lastRenderedPageBreak/>
+        <w:t>Soft Voting Classifier gave the best recall and F2 score, making it ideal if minimizing false negatives is more important.</w:t>
+      </w:r>
+    </w:p>
+    <w:p>
+      <w:pPr>
+        <w:spacing w:after="0"/>
+        <w:rPr>
+          <w:rFonts w:asciiTheme="majorHAnsi" w:hAnsiTheme="majorHAnsi" w:cstheme="majorHAnsi"/>
+        </w:rPr>
+      </w:pPr>
+    </w:p>
+    <w:p>
+      <w:pPr>
+        <w:spacing w:after="0"/>
+        <w:rPr>
+          <w:rFonts w:asciiTheme="majorHAnsi" w:hAnsiTheme="majorHAnsi" w:cstheme="majorHAnsi"/>
+        </w:rPr>
+      </w:pPr>
+      <w:r>
+        <w:rPr>
+          <w:rFonts w:asciiTheme="majorHAnsi" w:hAnsiTheme="majorHAnsi" w:cstheme="majorHAnsi"/>
+        </w:rPr>
+        <w:drawing>
+          <wp:inline distT="0" distB="0" distL="0" distR="0" wp14:anchorId="38C55D4C" wp14:editId="7AAD61AD">
+            <wp:extent cx="5486400" cy="3978275"/>
+            <wp:effectExtent l="0" t="0" r="0" b="3175"/>
+            <wp:docPr id="1392202932" name="Picture 1"/>
+            <wp:cNvGraphicFramePr>
+              <a:graphicFrameLocks xmlns:a="http://schemas.openxmlformats.org/drawingml/2006/main" noChangeAspect="1"/>
+            </wp:cNvGraphicFramePr>
+            <a:graphic xmlns:a="http://schemas.openxmlformats.org/drawingml/2006/main">
+              <a:graphicData uri="http://schemas.openxmlformats.org/drawingml/2006/picture">
+                <pic:pic xmlns:pic="http://schemas.openxmlformats.org/drawingml/2006/picture">
+                  <pic:nvPicPr>
+                    <pic:cNvPr id="1392202932" name=""/>
+                    <pic:cNvPicPr/>
+                  </pic:nvPicPr>
+                  <pic:blipFill>
+                    <a:blip r:embed="rId16"/>
+                    <a:stretch>
+                      <a:fillRect/>
+                    </a:stretch>
+                  </pic:blipFill>
+                  <pic:spPr>
+                    <a:xfrm>
+                      <a:off x="0" y="0"/>
+                      <a:ext cx="5486400" cy="3978275"/>
                     </a:xfrm>
                     <a:prstGeom prst="rect">
                       <a:avLst/>
@@ -372,95 +2986,6 @@
         <w:rPr>
           <w:rFonts w:cstheme="majorHAnsi"/>
         </w:rPr>
-        <w:t>4. Confusion Matrix Insights</w:t>
-      </w:r>
-    </w:p>
-    <w:p>
-      <w:pPr>
-        <w:spacing w:after="0"/>
-        <w:rPr>
-          <w:rFonts w:asciiTheme="majorHAnsi" w:hAnsiTheme="majorHAnsi" w:cstheme="majorHAnsi"/>
-        </w:rPr>
-      </w:pPr>
-      <w:r>
-        <w:rPr>
-          <w:rFonts w:asciiTheme="majorHAnsi" w:hAnsiTheme="majorHAnsi" w:cstheme="majorHAnsi"/>
-        </w:rPr>
-        <w:br/>
-        <w:t xml:space="preserve">Each model was evaluated on both training and test sets using confusion matrices. </w:t>
-      </w:r>
-    </w:p>
-    <w:p>
-      <w:pPr>
-        <w:spacing w:after="0"/>
-        <w:rPr>
-          <w:rFonts w:asciiTheme="majorHAnsi" w:hAnsiTheme="majorHAnsi" w:cstheme="majorHAnsi"/>
-        </w:rPr>
-      </w:pPr>
-    </w:p>
-    <w:p>
-      <w:pPr>
-        <w:spacing w:after="0"/>
-        <w:rPr>
-          <w:rFonts w:asciiTheme="majorHAnsi" w:hAnsiTheme="majorHAnsi" w:cstheme="majorHAnsi"/>
-        </w:rPr>
-      </w:pPr>
-      <w:r>
-        <w:rPr>
-          <w:rFonts w:asciiTheme="majorHAnsi" w:hAnsiTheme="majorHAnsi" w:cstheme="majorHAnsi"/>
-        </w:rPr>
-        <w:t>Key observations:</w:t>
-      </w:r>
-    </w:p>
-    <w:p>
-      <w:pPr>
-        <w:pStyle w:val="ListParagraph"/>
-        <w:numPr>
-          <w:ilvl w:val="0"/>
-          <w:numId w:val="11"/>
-        </w:numPr>
-        <w:spacing w:after="0"/>
-        <w:rPr>
-          <w:rFonts w:asciiTheme="majorHAnsi" w:hAnsiTheme="majorHAnsi" w:cstheme="majorHAnsi"/>
-        </w:rPr>
-      </w:pPr>
-      <w:r>
-        <w:rPr>
-          <w:rFonts w:asciiTheme="majorHAnsi" w:hAnsiTheme="majorHAnsi" w:cstheme="majorHAnsi"/>
-        </w:rPr>
-        <w:t>Random Forest had the best balance between precision and recall, with fewer false positives and false negatives.</w:t>
-      </w:r>
-    </w:p>
-    <w:p>
-      <w:pPr>
-        <w:pStyle w:val="ListParagraph"/>
-        <w:numPr>
-          <w:ilvl w:val="0"/>
-          <w:numId w:val="11"/>
-        </w:numPr>
-        <w:spacing w:after="0"/>
-        <w:rPr>
-          <w:rFonts w:asciiTheme="majorHAnsi" w:hAnsiTheme="majorHAnsi" w:cstheme="majorHAnsi"/>
-        </w:rPr>
-      </w:pPr>
-      <w:r>
-        <w:rPr>
-          <w:rFonts w:asciiTheme="majorHAnsi" w:hAnsiTheme="majorHAnsi" w:cstheme="majorHAnsi"/>
-        </w:rPr>
-        <w:t>Soft Voting Classifier gave the best recall and F2 score, making it ideal if minimizing false negatives is more important.</w:t>
-      </w:r>
-    </w:p>
-    <w:p>
-      <w:pPr>
-        <w:pStyle w:val="Heading1"/>
-        <w:rPr>
-          <w:rFonts w:cstheme="majorHAnsi"/>
-        </w:rPr>
-      </w:pPr>
-      <w:r>
-        <w:rPr>
-          <w:rFonts w:cstheme="majorHAnsi"/>
-        </w:rPr>
         <w:t>5. Conclusion</w:t>
       </w:r>
     </w:p>
@@ -480,49 +3005,177 @@
       <w:r>
         <w:rPr>
           <w:rFonts w:asciiTheme="majorHAnsi" w:hAnsiTheme="majorHAnsi" w:cstheme="majorHAnsi"/>
+        </w:rPr>
+        <w:t xml:space="preserve">Based on </w:t>
+      </w:r>
+      <w:r>
+        <w:rPr>
+          <w:rFonts w:asciiTheme="majorHAnsi" w:hAnsiTheme="majorHAnsi" w:cstheme="majorHAnsi"/>
+        </w:rPr>
+        <w:t xml:space="preserve">the </w:t>
+      </w:r>
+      <w:r>
+        <w:rPr>
+          <w:rFonts w:asciiTheme="majorHAnsi" w:hAnsiTheme="majorHAnsi" w:cstheme="majorHAnsi"/>
+        </w:rPr>
+        <w:t xml:space="preserve">goals (balanced performance, high recall/F2, good generalization), the best </w:t>
+      </w:r>
+      <w:r>
+        <w:rPr>
+          <w:rFonts w:asciiTheme="majorHAnsi" w:hAnsiTheme="majorHAnsi" w:cstheme="majorHAnsi"/>
+        </w:rPr>
+        <w:t xml:space="preserve">model that fits the goal is </w:t>
+      </w:r>
+      <w:r>
+        <w:rPr>
+          <w:rFonts w:asciiTheme="majorHAnsi" w:hAnsiTheme="majorHAnsi" w:cstheme="majorHAnsi"/>
           <w:b/>
           <w:bCs/>
         </w:rPr>
-        <w:t>Best Model Overall: Random Forest</w:t>
+        <w:t>Voting Classifier Soft Voting</w:t>
       </w:r>
       <w:r>
         <w:rPr>
           <w:rFonts w:asciiTheme="majorHAnsi" w:hAnsiTheme="majorHAnsi" w:cstheme="majorHAnsi"/>
         </w:rPr>
+        <w:t>.</w:t>
+      </w:r>
+    </w:p>
+    <w:p>
+      <w:pPr>
+        <w:spacing w:after="0"/>
+        <w:rPr>
+          <w:rFonts w:asciiTheme="majorHAnsi" w:hAnsiTheme="majorHAnsi" w:cstheme="majorHAnsi"/>
+        </w:rPr>
+      </w:pPr>
+    </w:p>
+    <w:p>
+      <w:pPr>
+        <w:spacing w:after="0"/>
+        <w:rPr>
+          <w:rFonts w:asciiTheme="majorHAnsi" w:hAnsiTheme="majorHAnsi" w:cstheme="majorHAnsi"/>
+        </w:rPr>
+      </w:pPr>
+      <w:r>
+        <w:rPr>
+          <w:rFonts w:asciiTheme="majorHAnsi" w:hAnsiTheme="majorHAnsi" w:cstheme="majorHAnsi"/>
+        </w:rPr>
+        <w:t>It gives the best F2 Score on test (0.8948) and the highest Recall (0.9333), which is critical for minimizing false negatives.</w:t>
+      </w:r>
+    </w:p>
+    <w:p>
+      <w:pPr>
+        <w:spacing w:after="0"/>
+        <w:rPr>
+          <w:rFonts w:asciiTheme="majorHAnsi" w:hAnsiTheme="majorHAnsi" w:cstheme="majorHAnsi"/>
+        </w:rPr>
+      </w:pPr>
+    </w:p>
+    <w:p>
+      <w:pPr>
+        <w:spacing w:after="0"/>
+        <w:rPr>
+          <w:rFonts w:asciiTheme="majorHAnsi" w:hAnsiTheme="majorHAnsi" w:cstheme="majorHAnsi"/>
+          <w:b/>
+          <w:bCs/>
+          <w:color w:val="1F497D" w:themeColor="text2"/>
+          <w:sz w:val="28"/>
+          <w:szCs w:val="28"/>
+        </w:rPr>
+      </w:pPr>
+      <w:r>
+        <w:rPr>
+          <w:rFonts w:asciiTheme="majorHAnsi" w:hAnsiTheme="majorHAnsi" w:cstheme="majorHAnsi"/>
+          <w:b/>
+          <w:bCs/>
+          <w:color w:val="1F497D" w:themeColor="text2"/>
+          <w:sz w:val="28"/>
+          <w:szCs w:val="28"/>
+        </w:rPr>
+        <w:t xml:space="preserve">6. GitHub Link: </w:t>
+      </w:r>
+    </w:p>
+    <w:p>
+      <w:pPr>
+        <w:spacing w:after="0"/>
+        <w:rPr>
+          <w:rFonts w:asciiTheme="majorHAnsi" w:hAnsiTheme="majorHAnsi" w:cstheme="majorHAnsi"/>
+        </w:rPr>
+      </w:pPr>
+      <w:r>
+        <w:rPr>
+          <w:rFonts w:asciiTheme="majorHAnsi" w:hAnsiTheme="majorHAnsi" w:cstheme="majorHAnsi"/>
+          <w:b/>
+          <w:bCs/>
+          <w:color w:val="1F497D" w:themeColor="text2"/>
+          <w:sz w:val="28"/>
+          <w:szCs w:val="28"/>
+        </w:rPr>
+        <w:t xml:space="preserve">     </w:t>
+      </w:r>
+      <w:hyperlink r:id="rId17" w:history="1">
+        <w:r>
+          <w:rPr>
+            <w:rStyle w:val="Hyperlink"/>
+            <w:rFonts w:asciiTheme="majorHAnsi" w:hAnsiTheme="majorHAnsi" w:cstheme="majorHAnsi"/>
+          </w:rPr>
+          <w:t>https://github.com/JenDom0/AML3104.git</w:t>
+        </w:r>
+      </w:hyperlink>
+    </w:p>
+    <w:p>
+      <w:pPr>
+        <w:spacing w:after="0"/>
+        <w:rPr>
+          <w:rFonts w:asciiTheme="majorHAnsi" w:hAnsiTheme="majorHAnsi" w:cstheme="majorHAnsi"/>
+        </w:rPr>
+      </w:pPr>
+      <w:r>
+        <w:rPr>
+          <w:rFonts w:asciiTheme="majorHAnsi" w:hAnsiTheme="majorHAnsi" w:cstheme="majorHAnsi"/>
+        </w:rPr>
+        <w:lastRenderedPageBreak/>
         <w:br/>
       </w:r>
       <w:r>
         <w:rPr>
           <w:rFonts w:asciiTheme="majorHAnsi" w:hAnsiTheme="majorHAnsi" w:cstheme="majorHAnsi"/>
-          <w:b/>
-          <w:bCs/>
-        </w:rPr>
-        <w:t>Why:</w:t>
-      </w:r>
-      <w:r>
-        <w:rPr>
-          <w:rFonts w:asciiTheme="majorHAnsi" w:hAnsiTheme="majorHAnsi" w:cstheme="majorHAnsi"/>
-        </w:rPr>
-        <w:t xml:space="preserve"> It offered the best precision and F1-score, making it ideal when you want to reduce false positives — i.e., avoid wrongly predicting that a student will be placed.</w:t>
-      </w:r>
-      <w:r>
-        <w:rPr>
-          <w:rFonts w:asciiTheme="majorHAnsi" w:hAnsiTheme="majorHAnsi" w:cstheme="majorHAnsi"/>
-        </w:rPr>
-        <w:br/>
-      </w:r>
-      <w:r>
-        <w:rPr>
-          <w:rFonts w:asciiTheme="majorHAnsi" w:hAnsiTheme="majorHAnsi" w:cstheme="majorHAnsi"/>
-        </w:rPr>
-        <w:br/>
-        <w:t>Alternative: Soft Voting Classifier – Best when your goal is to maximize recall or catch all potentially placed candidates, even if a few are wrongly predicted.</w:t>
-      </w:r>
-      <w:r>
-        <w:rPr>
-          <w:rFonts w:asciiTheme="majorHAnsi" w:hAnsiTheme="majorHAnsi" w:cstheme="majorHAnsi"/>
-        </w:rPr>
-        <w:br/>
+        </w:rPr>
+        <w:drawing>
+          <wp:inline distT="0" distB="0" distL="0" distR="0" wp14:anchorId="41054E29" wp14:editId="4DD1272C">
+            <wp:extent cx="5486400" cy="2702560"/>
+            <wp:effectExtent l="0" t="0" r="0" b="2540"/>
+            <wp:docPr id="1267166366" name="Picture 1"/>
+            <wp:cNvGraphicFramePr>
+              <a:graphicFrameLocks xmlns:a="http://schemas.openxmlformats.org/drawingml/2006/main" noChangeAspect="1"/>
+            </wp:cNvGraphicFramePr>
+            <a:graphic xmlns:a="http://schemas.openxmlformats.org/drawingml/2006/main">
+              <a:graphicData uri="http://schemas.openxmlformats.org/drawingml/2006/picture">
+                <pic:pic xmlns:pic="http://schemas.openxmlformats.org/drawingml/2006/picture">
+                  <pic:nvPicPr>
+                    <pic:cNvPr id="1267166366" name=""/>
+                    <pic:cNvPicPr/>
+                  </pic:nvPicPr>
+                  <pic:blipFill>
+                    <a:blip r:embed="rId18"/>
+                    <a:stretch>
+                      <a:fillRect/>
+                    </a:stretch>
+                  </pic:blipFill>
+                  <pic:spPr>
+                    <a:xfrm>
+                      <a:off x="0" y="0"/>
+                      <a:ext cx="5486400" cy="2702560"/>
+                    </a:xfrm>
+                    <a:prstGeom prst="rect">
+                      <a:avLst/>
+                    </a:prstGeom>
+                  </pic:spPr>
+                </pic:pic>
+              </a:graphicData>
+            </a:graphic>
+          </wp:inline>
+        </w:drawing>
       </w:r>
     </w:p>
     <w:sectPr>
@@ -533,6 +3186,56 @@
     </w:sectPr>
   </w:body>
 </w:document>
+</file>
+
+<file path=word/endnotes.xml><?xml version="1.0" encoding="utf-8"?>
+<w:endnotes xmlns:wpc="http://schemas.microsoft.com/office/word/2010/wordprocessingCanvas" xmlns:cx="http://schemas.microsoft.com/office/drawing/2014/chartex" xmlns:cx1="http://schemas.microsoft.com/office/drawing/2015/9/8/chartex" xmlns:cx2="http://schemas.microsoft.com/office/drawing/2015/10/21/chartex" xmlns:cx3="http://schemas.microsoft.com/office/drawing/2016/5/9/chartex" xmlns:cx4="http://schemas.microsoft.com/office/drawing/2016/5/10/chartex" xmlns:cx5="http://schemas.microsoft.com/office/drawing/2016/5/11/chartex" xmlns:cx6="http://schemas.microsoft.com/office/drawing/2016/5/12/chartex" xmlns:cx7="http://schemas.microsoft.com/office/drawing/2016/5/13/chartex" xmlns:cx8="http://schemas.microsoft.com/office/drawing/2016/5/14/chartex" xmlns:mc="http://schemas.openxmlformats.org/markup-compatibility/2006" xmlns:aink="http://schemas.microsoft.com/office/drawing/2016/ink" xmlns:am3d="http://schemas.microsoft.com/office/drawing/2017/model3d" xmlns:o="urn:schemas-microsoft-com:office:office" xmlns:oel="http://schemas.microsoft.com/office/2019/extlst" xmlns:r="http://schemas.openxmlformats.org/officeDocument/2006/relationships" xmlns:m="http://schemas.openxmlformats.org/officeDocument/2006/math" xmlns:v="urn:schemas-microsoft-com:vml" xmlns:wp14="http://schemas.microsoft.com/office/word/2010/wordprocessingDrawing" xmlns:wp="http://schemas.openxmlformats.org/drawingml/2006/wordprocessingDrawing" xmlns:w10="urn:schemas-microsoft-com:office:word" xmlns:w="http://schemas.openxmlformats.org/wordprocessingml/2006/main" xmlns:w14="http://schemas.microsoft.com/office/word/2010/wordml" xmlns:w15="http://schemas.microsoft.com/office/word/2012/wordml" xmlns:w16cex="http://schemas.microsoft.com/office/word/2018/wordml/cex" xmlns:w16cid="http://schemas.microsoft.com/office/word/2016/wordml/cid" xmlns:w16="http://schemas.microsoft.com/office/word/2018/wordml" xmlns:w16du="http://schemas.microsoft.com/office/word/2023/wordml/word16du" xmlns:w16sdtdh="http://schemas.microsoft.com/office/word/2020/wordml/sdtdatahash" xmlns:w16sdtfl="http://schemas.microsoft.com/office/word/2024/wordml/sdtformatlock" xmlns:w16se="http://schemas.microsoft.com/office/word/2015/wordml/symex" xmlns:wpg="http://schemas.microsoft.com/office/word/2010/wordprocessingGroup" xmlns:wpi="http://schemas.microsoft.com/office/word/2010/wordprocessingInk" xmlns:wne="http://schemas.microsoft.com/office/word/2006/wordml" xmlns:wps="http://schemas.microsoft.com/office/word/2010/wordprocessingShape" mc:Ignorable="w14 w15 w16se w16cid w16 w16cex w16sdtdh w16sdtfl w16du wp14">
+  <w:endnote w:type="separator" w:id="-1">
+    <w:p>
+      <w:pPr>
+        <w:spacing w:after="0" w:line="240" w:lineRule="auto"/>
+      </w:pPr>
+      <w:r>
+        <w:separator/>
+      </w:r>
+    </w:p>
+  </w:endnote>
+  <w:endnote w:type="continuationSeparator" w:id="0">
+    <w:p>
+      <w:pPr>
+        <w:spacing w:after="0" w:line="240" w:lineRule="auto"/>
+      </w:pPr>
+      <w:r>
+        <w:continuationSeparator/>
+      </w:r>
+    </w:p>
+  </w:endnote>
+</w:endnotes>
+</file>
+
+<file path=word/footnotes.xml><?xml version="1.0" encoding="utf-8"?>
+<w:footnotes xmlns:wpc="http://schemas.microsoft.com/office/word/2010/wordprocessingCanvas" xmlns:cx="http://schemas.microsoft.com/office/drawing/2014/chartex" xmlns:cx1="http://schemas.microsoft.com/office/drawing/2015/9/8/chartex" xmlns:cx2="http://schemas.microsoft.com/office/drawing/2015/10/21/chartex" xmlns:cx3="http://schemas.microsoft.com/office/drawing/2016/5/9/chartex" xmlns:cx4="http://schemas.microsoft.com/office/drawing/2016/5/10/chartex" xmlns:cx5="http://schemas.microsoft.com/office/drawing/2016/5/11/chartex" xmlns:cx6="http://schemas.microsoft.com/office/drawing/2016/5/12/chartex" xmlns:cx7="http://schemas.microsoft.com/office/drawing/2016/5/13/chartex" xmlns:cx8="http://schemas.microsoft.com/office/drawing/2016/5/14/chartex" xmlns:mc="http://schemas.openxmlformats.org/markup-compatibility/2006" xmlns:aink="http://schemas.microsoft.com/office/drawing/2016/ink" xmlns:am3d="http://schemas.microsoft.com/office/drawing/2017/model3d" xmlns:o="urn:schemas-microsoft-com:office:office" xmlns:oel="http://schemas.microsoft.com/office/2019/extlst" xmlns:r="http://schemas.openxmlformats.org/officeDocument/2006/relationships" xmlns:m="http://schemas.openxmlformats.org/officeDocument/2006/math" xmlns:v="urn:schemas-microsoft-com:vml" xmlns:wp14="http://schemas.microsoft.com/office/word/2010/wordprocessingDrawing" xmlns:wp="http://schemas.openxmlformats.org/drawingml/2006/wordprocessingDrawing" xmlns:w10="urn:schemas-microsoft-com:office:word" xmlns:w="http://schemas.openxmlformats.org/wordprocessingml/2006/main" xmlns:w14="http://schemas.microsoft.com/office/word/2010/wordml" xmlns:w15="http://schemas.microsoft.com/office/word/2012/wordml" xmlns:w16cex="http://schemas.microsoft.com/office/word/2018/wordml/cex" xmlns:w16cid="http://schemas.microsoft.com/office/word/2016/wordml/cid" xmlns:w16="http://schemas.microsoft.com/office/word/2018/wordml" xmlns:w16du="http://schemas.microsoft.com/office/word/2023/wordml/word16du" xmlns:w16sdtdh="http://schemas.microsoft.com/office/word/2020/wordml/sdtdatahash" xmlns:w16sdtfl="http://schemas.microsoft.com/office/word/2024/wordml/sdtformatlock" xmlns:w16se="http://schemas.microsoft.com/office/word/2015/wordml/symex" xmlns:wpg="http://schemas.microsoft.com/office/word/2010/wordprocessingGroup" xmlns:wpi="http://schemas.microsoft.com/office/word/2010/wordprocessingInk" xmlns:wne="http://schemas.microsoft.com/office/word/2006/wordml" xmlns:wps="http://schemas.microsoft.com/office/word/2010/wordprocessingShape" mc:Ignorable="w14 w15 w16se w16cid w16 w16cex w16sdtdh w16sdtfl w16du wp14">
+  <w:footnote w:type="separator" w:id="-1">
+    <w:p>
+      <w:pPr>
+        <w:spacing w:after="0" w:line="240" w:lineRule="auto"/>
+      </w:pPr>
+      <w:r>
+        <w:separator/>
+      </w:r>
+    </w:p>
+  </w:footnote>
+  <w:footnote w:type="continuationSeparator" w:id="0">
+    <w:p>
+      <w:pPr>
+        <w:spacing w:after="0" w:line="240" w:lineRule="auto"/>
+      </w:pPr>
+      <w:r>
+        <w:continuationSeparator/>
+      </w:r>
+    </w:p>
+  </w:footnote>
+</w:footnotes>
 </file>
 
 <file path=word/numbering.xml><?xml version="1.0" encoding="utf-8"?>
@@ -709,6 +3412,773 @@
     </w:lvl>
   </w:abstractNum>
   <w:abstractNum w:abstractNumId="9" w15:restartNumberingAfterBreak="0">
+    <w:nsid w:val="07B60A79"/>
+    <w:multiLevelType w:val="hybridMultilevel"/>
+    <w:tmpl w:val="C72696B6"/>
+    <w:lvl w:ilvl="0" w:tplc="10090001">
+      <w:start w:val="1"/>
+      <w:numFmt w:val="bullet"/>
+      <w:lvlText w:val=""/>
+      <w:lvlJc w:val="left"/>
+      <w:pPr>
+        <w:ind w:left="720" w:hanging="360"/>
+      </w:pPr>
+      <w:rPr>
+        <w:rFonts w:ascii="Symbol" w:hAnsi="Symbol" w:hint="default"/>
+      </w:rPr>
+    </w:lvl>
+    <w:lvl w:ilvl="1" w:tplc="10090003" w:tentative="1">
+      <w:start w:val="1"/>
+      <w:numFmt w:val="bullet"/>
+      <w:lvlText w:val="o"/>
+      <w:lvlJc w:val="left"/>
+      <w:pPr>
+        <w:ind w:left="1440" w:hanging="360"/>
+      </w:pPr>
+      <w:rPr>
+        <w:rFonts w:ascii="Courier New" w:hAnsi="Courier New" w:cs="Courier New" w:hint="default"/>
+      </w:rPr>
+    </w:lvl>
+    <w:lvl w:ilvl="2" w:tplc="10090005" w:tentative="1">
+      <w:start w:val="1"/>
+      <w:numFmt w:val="bullet"/>
+      <w:lvlText w:val=""/>
+      <w:lvlJc w:val="left"/>
+      <w:pPr>
+        <w:ind w:left="2160" w:hanging="360"/>
+      </w:pPr>
+      <w:rPr>
+        <w:rFonts w:ascii="Wingdings" w:hAnsi="Wingdings" w:hint="default"/>
+      </w:rPr>
+    </w:lvl>
+    <w:lvl w:ilvl="3" w:tplc="10090001" w:tentative="1">
+      <w:start w:val="1"/>
+      <w:numFmt w:val="bullet"/>
+      <w:lvlText w:val=""/>
+      <w:lvlJc w:val="left"/>
+      <w:pPr>
+        <w:ind w:left="2880" w:hanging="360"/>
+      </w:pPr>
+      <w:rPr>
+        <w:rFonts w:ascii="Symbol" w:hAnsi="Symbol" w:hint="default"/>
+      </w:rPr>
+    </w:lvl>
+    <w:lvl w:ilvl="4" w:tplc="10090003" w:tentative="1">
+      <w:start w:val="1"/>
+      <w:numFmt w:val="bullet"/>
+      <w:lvlText w:val="o"/>
+      <w:lvlJc w:val="left"/>
+      <w:pPr>
+        <w:ind w:left="3600" w:hanging="360"/>
+      </w:pPr>
+      <w:rPr>
+        <w:rFonts w:ascii="Courier New" w:hAnsi="Courier New" w:cs="Courier New" w:hint="default"/>
+      </w:rPr>
+    </w:lvl>
+    <w:lvl w:ilvl="5" w:tplc="10090005" w:tentative="1">
+      <w:start w:val="1"/>
+      <w:numFmt w:val="bullet"/>
+      <w:lvlText w:val=""/>
+      <w:lvlJc w:val="left"/>
+      <w:pPr>
+        <w:ind w:left="4320" w:hanging="360"/>
+      </w:pPr>
+      <w:rPr>
+        <w:rFonts w:ascii="Wingdings" w:hAnsi="Wingdings" w:hint="default"/>
+      </w:rPr>
+    </w:lvl>
+    <w:lvl w:ilvl="6" w:tplc="10090001" w:tentative="1">
+      <w:start w:val="1"/>
+      <w:numFmt w:val="bullet"/>
+      <w:lvlText w:val=""/>
+      <w:lvlJc w:val="left"/>
+      <w:pPr>
+        <w:ind w:left="5040" w:hanging="360"/>
+      </w:pPr>
+      <w:rPr>
+        <w:rFonts w:ascii="Symbol" w:hAnsi="Symbol" w:hint="default"/>
+      </w:rPr>
+    </w:lvl>
+    <w:lvl w:ilvl="7" w:tplc="10090003" w:tentative="1">
+      <w:start w:val="1"/>
+      <w:numFmt w:val="bullet"/>
+      <w:lvlText w:val="o"/>
+      <w:lvlJc w:val="left"/>
+      <w:pPr>
+        <w:ind w:left="5760" w:hanging="360"/>
+      </w:pPr>
+      <w:rPr>
+        <w:rFonts w:ascii="Courier New" w:hAnsi="Courier New" w:cs="Courier New" w:hint="default"/>
+      </w:rPr>
+    </w:lvl>
+    <w:lvl w:ilvl="8" w:tplc="10090005" w:tentative="1">
+      <w:start w:val="1"/>
+      <w:numFmt w:val="bullet"/>
+      <w:lvlText w:val=""/>
+      <w:lvlJc w:val="left"/>
+      <w:pPr>
+        <w:ind w:left="6480" w:hanging="360"/>
+      </w:pPr>
+      <w:rPr>
+        <w:rFonts w:ascii="Wingdings" w:hAnsi="Wingdings" w:hint="default"/>
+      </w:rPr>
+    </w:lvl>
+  </w:abstractNum>
+  <w:abstractNum w:abstractNumId="10" w15:restartNumberingAfterBreak="0">
+    <w:nsid w:val="1B2E7933"/>
+    <w:multiLevelType w:val="hybridMultilevel"/>
+    <w:tmpl w:val="9BE63F78"/>
+    <w:lvl w:ilvl="0" w:tplc="D6F61518">
+      <w:start w:val="1"/>
+      <w:numFmt w:val="decimal"/>
+      <w:lvlText w:val="(%1)"/>
+      <w:lvlJc w:val="left"/>
+      <w:pPr>
+        <w:ind w:left="360" w:hanging="360"/>
+      </w:pPr>
+      <w:rPr>
+        <w:rFonts w:hint="default"/>
+      </w:rPr>
+    </w:lvl>
+    <w:lvl w:ilvl="1" w:tplc="10090019" w:tentative="1">
+      <w:start w:val="1"/>
+      <w:numFmt w:val="lowerLetter"/>
+      <w:lvlText w:val="%2."/>
+      <w:lvlJc w:val="left"/>
+      <w:pPr>
+        <w:ind w:left="1080" w:hanging="360"/>
+      </w:pPr>
+    </w:lvl>
+    <w:lvl w:ilvl="2" w:tplc="1009001B" w:tentative="1">
+      <w:start w:val="1"/>
+      <w:numFmt w:val="lowerRoman"/>
+      <w:lvlText w:val="%3."/>
+      <w:lvlJc w:val="right"/>
+      <w:pPr>
+        <w:ind w:left="1800" w:hanging="180"/>
+      </w:pPr>
+    </w:lvl>
+    <w:lvl w:ilvl="3" w:tplc="1009000F" w:tentative="1">
+      <w:start w:val="1"/>
+      <w:numFmt w:val="decimal"/>
+      <w:lvlText w:val="%4."/>
+      <w:lvlJc w:val="left"/>
+      <w:pPr>
+        <w:ind w:left="2520" w:hanging="360"/>
+      </w:pPr>
+    </w:lvl>
+    <w:lvl w:ilvl="4" w:tplc="10090019" w:tentative="1">
+      <w:start w:val="1"/>
+      <w:numFmt w:val="lowerLetter"/>
+      <w:lvlText w:val="%5."/>
+      <w:lvlJc w:val="left"/>
+      <w:pPr>
+        <w:ind w:left="3240" w:hanging="360"/>
+      </w:pPr>
+    </w:lvl>
+    <w:lvl w:ilvl="5" w:tplc="1009001B" w:tentative="1">
+      <w:start w:val="1"/>
+      <w:numFmt w:val="lowerRoman"/>
+      <w:lvlText w:val="%6."/>
+      <w:lvlJc w:val="right"/>
+      <w:pPr>
+        <w:ind w:left="3960" w:hanging="180"/>
+      </w:pPr>
+    </w:lvl>
+    <w:lvl w:ilvl="6" w:tplc="1009000F" w:tentative="1">
+      <w:start w:val="1"/>
+      <w:numFmt w:val="decimal"/>
+      <w:lvlText w:val="%7."/>
+      <w:lvlJc w:val="left"/>
+      <w:pPr>
+        <w:ind w:left="4680" w:hanging="360"/>
+      </w:pPr>
+    </w:lvl>
+    <w:lvl w:ilvl="7" w:tplc="10090019" w:tentative="1">
+      <w:start w:val="1"/>
+      <w:numFmt w:val="lowerLetter"/>
+      <w:lvlText w:val="%8."/>
+      <w:lvlJc w:val="left"/>
+      <w:pPr>
+        <w:ind w:left="5400" w:hanging="360"/>
+      </w:pPr>
+    </w:lvl>
+    <w:lvl w:ilvl="8" w:tplc="1009001B" w:tentative="1">
+      <w:start w:val="1"/>
+      <w:numFmt w:val="lowerRoman"/>
+      <w:lvlText w:val="%9."/>
+      <w:lvlJc w:val="right"/>
+      <w:pPr>
+        <w:ind w:left="6120" w:hanging="180"/>
+      </w:pPr>
+    </w:lvl>
+  </w:abstractNum>
+  <w:abstractNum w:abstractNumId="11" w15:restartNumberingAfterBreak="0">
+    <w:nsid w:val="1E932D85"/>
+    <w:multiLevelType w:val="hybridMultilevel"/>
+    <w:tmpl w:val="1BE2212C"/>
+    <w:lvl w:ilvl="0" w:tplc="10090001">
+      <w:start w:val="1"/>
+      <w:numFmt w:val="bullet"/>
+      <w:lvlText w:val=""/>
+      <w:lvlJc w:val="left"/>
+      <w:pPr>
+        <w:ind w:left="720" w:hanging="360"/>
+      </w:pPr>
+      <w:rPr>
+        <w:rFonts w:ascii="Symbol" w:hAnsi="Symbol" w:hint="default"/>
+      </w:rPr>
+    </w:lvl>
+    <w:lvl w:ilvl="1" w:tplc="10090003" w:tentative="1">
+      <w:start w:val="1"/>
+      <w:numFmt w:val="bullet"/>
+      <w:lvlText w:val="o"/>
+      <w:lvlJc w:val="left"/>
+      <w:pPr>
+        <w:ind w:left="1440" w:hanging="360"/>
+      </w:pPr>
+      <w:rPr>
+        <w:rFonts w:ascii="Courier New" w:hAnsi="Courier New" w:cs="Courier New" w:hint="default"/>
+      </w:rPr>
+    </w:lvl>
+    <w:lvl w:ilvl="2" w:tplc="10090005" w:tentative="1">
+      <w:start w:val="1"/>
+      <w:numFmt w:val="bullet"/>
+      <w:lvlText w:val=""/>
+      <w:lvlJc w:val="left"/>
+      <w:pPr>
+        <w:ind w:left="2160" w:hanging="360"/>
+      </w:pPr>
+      <w:rPr>
+        <w:rFonts w:ascii="Wingdings" w:hAnsi="Wingdings" w:hint="default"/>
+      </w:rPr>
+    </w:lvl>
+    <w:lvl w:ilvl="3" w:tplc="10090001" w:tentative="1">
+      <w:start w:val="1"/>
+      <w:numFmt w:val="bullet"/>
+      <w:lvlText w:val=""/>
+      <w:lvlJc w:val="left"/>
+      <w:pPr>
+        <w:ind w:left="2880" w:hanging="360"/>
+      </w:pPr>
+      <w:rPr>
+        <w:rFonts w:ascii="Symbol" w:hAnsi="Symbol" w:hint="default"/>
+      </w:rPr>
+    </w:lvl>
+    <w:lvl w:ilvl="4" w:tplc="10090003" w:tentative="1">
+      <w:start w:val="1"/>
+      <w:numFmt w:val="bullet"/>
+      <w:lvlText w:val="o"/>
+      <w:lvlJc w:val="left"/>
+      <w:pPr>
+        <w:ind w:left="3600" w:hanging="360"/>
+      </w:pPr>
+      <w:rPr>
+        <w:rFonts w:ascii="Courier New" w:hAnsi="Courier New" w:cs="Courier New" w:hint="default"/>
+      </w:rPr>
+    </w:lvl>
+    <w:lvl w:ilvl="5" w:tplc="10090005" w:tentative="1">
+      <w:start w:val="1"/>
+      <w:numFmt w:val="bullet"/>
+      <w:lvlText w:val=""/>
+      <w:lvlJc w:val="left"/>
+      <w:pPr>
+        <w:ind w:left="4320" w:hanging="360"/>
+      </w:pPr>
+      <w:rPr>
+        <w:rFonts w:ascii="Wingdings" w:hAnsi="Wingdings" w:hint="default"/>
+      </w:rPr>
+    </w:lvl>
+    <w:lvl w:ilvl="6" w:tplc="10090001" w:tentative="1">
+      <w:start w:val="1"/>
+      <w:numFmt w:val="bullet"/>
+      <w:lvlText w:val=""/>
+      <w:lvlJc w:val="left"/>
+      <w:pPr>
+        <w:ind w:left="5040" w:hanging="360"/>
+      </w:pPr>
+      <w:rPr>
+        <w:rFonts w:ascii="Symbol" w:hAnsi="Symbol" w:hint="default"/>
+      </w:rPr>
+    </w:lvl>
+    <w:lvl w:ilvl="7" w:tplc="10090003" w:tentative="1">
+      <w:start w:val="1"/>
+      <w:numFmt w:val="bullet"/>
+      <w:lvlText w:val="o"/>
+      <w:lvlJc w:val="left"/>
+      <w:pPr>
+        <w:ind w:left="5760" w:hanging="360"/>
+      </w:pPr>
+      <w:rPr>
+        <w:rFonts w:ascii="Courier New" w:hAnsi="Courier New" w:cs="Courier New" w:hint="default"/>
+      </w:rPr>
+    </w:lvl>
+    <w:lvl w:ilvl="8" w:tplc="10090005" w:tentative="1">
+      <w:start w:val="1"/>
+      <w:numFmt w:val="bullet"/>
+      <w:lvlText w:val=""/>
+      <w:lvlJc w:val="left"/>
+      <w:pPr>
+        <w:ind w:left="6480" w:hanging="360"/>
+      </w:pPr>
+      <w:rPr>
+        <w:rFonts w:ascii="Wingdings" w:hAnsi="Wingdings" w:hint="default"/>
+      </w:rPr>
+    </w:lvl>
+  </w:abstractNum>
+  <w:abstractNum w:abstractNumId="12" w15:restartNumberingAfterBreak="0">
+    <w:nsid w:val="24F22146"/>
+    <w:multiLevelType w:val="hybridMultilevel"/>
+    <w:tmpl w:val="74566698"/>
+    <w:lvl w:ilvl="0" w:tplc="10090001">
+      <w:start w:val="1"/>
+      <w:numFmt w:val="bullet"/>
+      <w:lvlText w:val=""/>
+      <w:lvlJc w:val="left"/>
+      <w:pPr>
+        <w:ind w:left="360" w:hanging="360"/>
+      </w:pPr>
+      <w:rPr>
+        <w:rFonts w:ascii="Symbol" w:hAnsi="Symbol" w:hint="default"/>
+      </w:rPr>
+    </w:lvl>
+    <w:lvl w:ilvl="1" w:tplc="10090003" w:tentative="1">
+      <w:start w:val="1"/>
+      <w:numFmt w:val="bullet"/>
+      <w:lvlText w:val="o"/>
+      <w:lvlJc w:val="left"/>
+      <w:pPr>
+        <w:ind w:left="1080" w:hanging="360"/>
+      </w:pPr>
+      <w:rPr>
+        <w:rFonts w:ascii="Courier New" w:hAnsi="Courier New" w:cs="Courier New" w:hint="default"/>
+      </w:rPr>
+    </w:lvl>
+    <w:lvl w:ilvl="2" w:tplc="10090005" w:tentative="1">
+      <w:start w:val="1"/>
+      <w:numFmt w:val="bullet"/>
+      <w:lvlText w:val=""/>
+      <w:lvlJc w:val="left"/>
+      <w:pPr>
+        <w:ind w:left="1800" w:hanging="360"/>
+      </w:pPr>
+      <w:rPr>
+        <w:rFonts w:ascii="Wingdings" w:hAnsi="Wingdings" w:hint="default"/>
+      </w:rPr>
+    </w:lvl>
+    <w:lvl w:ilvl="3" w:tplc="10090001" w:tentative="1">
+      <w:start w:val="1"/>
+      <w:numFmt w:val="bullet"/>
+      <w:lvlText w:val=""/>
+      <w:lvlJc w:val="left"/>
+      <w:pPr>
+        <w:ind w:left="2520" w:hanging="360"/>
+      </w:pPr>
+      <w:rPr>
+        <w:rFonts w:ascii="Symbol" w:hAnsi="Symbol" w:hint="default"/>
+      </w:rPr>
+    </w:lvl>
+    <w:lvl w:ilvl="4" w:tplc="10090003" w:tentative="1">
+      <w:start w:val="1"/>
+      <w:numFmt w:val="bullet"/>
+      <w:lvlText w:val="o"/>
+      <w:lvlJc w:val="left"/>
+      <w:pPr>
+        <w:ind w:left="3240" w:hanging="360"/>
+      </w:pPr>
+      <w:rPr>
+        <w:rFonts w:ascii="Courier New" w:hAnsi="Courier New" w:cs="Courier New" w:hint="default"/>
+      </w:rPr>
+    </w:lvl>
+    <w:lvl w:ilvl="5" w:tplc="10090005" w:tentative="1">
+      <w:start w:val="1"/>
+      <w:numFmt w:val="bullet"/>
+      <w:lvlText w:val=""/>
+      <w:lvlJc w:val="left"/>
+      <w:pPr>
+        <w:ind w:left="3960" w:hanging="360"/>
+      </w:pPr>
+      <w:rPr>
+        <w:rFonts w:ascii="Wingdings" w:hAnsi="Wingdings" w:hint="default"/>
+      </w:rPr>
+    </w:lvl>
+    <w:lvl w:ilvl="6" w:tplc="10090001" w:tentative="1">
+      <w:start w:val="1"/>
+      <w:numFmt w:val="bullet"/>
+      <w:lvlText w:val=""/>
+      <w:lvlJc w:val="left"/>
+      <w:pPr>
+        <w:ind w:left="4680" w:hanging="360"/>
+      </w:pPr>
+      <w:rPr>
+        <w:rFonts w:ascii="Symbol" w:hAnsi="Symbol" w:hint="default"/>
+      </w:rPr>
+    </w:lvl>
+    <w:lvl w:ilvl="7" w:tplc="10090003" w:tentative="1">
+      <w:start w:val="1"/>
+      <w:numFmt w:val="bullet"/>
+      <w:lvlText w:val="o"/>
+      <w:lvlJc w:val="left"/>
+      <w:pPr>
+        <w:ind w:left="5400" w:hanging="360"/>
+      </w:pPr>
+      <w:rPr>
+        <w:rFonts w:ascii="Courier New" w:hAnsi="Courier New" w:cs="Courier New" w:hint="default"/>
+      </w:rPr>
+    </w:lvl>
+    <w:lvl w:ilvl="8" w:tplc="10090005" w:tentative="1">
+      <w:start w:val="1"/>
+      <w:numFmt w:val="bullet"/>
+      <w:lvlText w:val=""/>
+      <w:lvlJc w:val="left"/>
+      <w:pPr>
+        <w:ind w:left="6120" w:hanging="360"/>
+      </w:pPr>
+      <w:rPr>
+        <w:rFonts w:ascii="Wingdings" w:hAnsi="Wingdings" w:hint="default"/>
+      </w:rPr>
+    </w:lvl>
+  </w:abstractNum>
+  <w:abstractNum w:abstractNumId="13" w15:restartNumberingAfterBreak="0">
+    <w:nsid w:val="262771CF"/>
+    <w:multiLevelType w:val="hybridMultilevel"/>
+    <w:tmpl w:val="CFC8C6EC"/>
+    <w:lvl w:ilvl="0" w:tplc="10090001">
+      <w:start w:val="1"/>
+      <w:numFmt w:val="bullet"/>
+      <w:lvlText w:val=""/>
+      <w:lvlJc w:val="left"/>
+      <w:pPr>
+        <w:ind w:left="720" w:hanging="360"/>
+      </w:pPr>
+      <w:rPr>
+        <w:rFonts w:ascii="Symbol" w:hAnsi="Symbol" w:hint="default"/>
+      </w:rPr>
+    </w:lvl>
+    <w:lvl w:ilvl="1" w:tplc="10090003" w:tentative="1">
+      <w:start w:val="1"/>
+      <w:numFmt w:val="bullet"/>
+      <w:lvlText w:val="o"/>
+      <w:lvlJc w:val="left"/>
+      <w:pPr>
+        <w:ind w:left="1440" w:hanging="360"/>
+      </w:pPr>
+      <w:rPr>
+        <w:rFonts w:ascii="Courier New" w:hAnsi="Courier New" w:cs="Courier New" w:hint="default"/>
+      </w:rPr>
+    </w:lvl>
+    <w:lvl w:ilvl="2" w:tplc="10090005" w:tentative="1">
+      <w:start w:val="1"/>
+      <w:numFmt w:val="bullet"/>
+      <w:lvlText w:val=""/>
+      <w:lvlJc w:val="left"/>
+      <w:pPr>
+        <w:ind w:left="2160" w:hanging="360"/>
+      </w:pPr>
+      <w:rPr>
+        <w:rFonts w:ascii="Wingdings" w:hAnsi="Wingdings" w:hint="default"/>
+      </w:rPr>
+    </w:lvl>
+    <w:lvl w:ilvl="3" w:tplc="10090001" w:tentative="1">
+      <w:start w:val="1"/>
+      <w:numFmt w:val="bullet"/>
+      <w:lvlText w:val=""/>
+      <w:lvlJc w:val="left"/>
+      <w:pPr>
+        <w:ind w:left="2880" w:hanging="360"/>
+      </w:pPr>
+      <w:rPr>
+        <w:rFonts w:ascii="Symbol" w:hAnsi="Symbol" w:hint="default"/>
+      </w:rPr>
+    </w:lvl>
+    <w:lvl w:ilvl="4" w:tplc="10090003" w:tentative="1">
+      <w:start w:val="1"/>
+      <w:numFmt w:val="bullet"/>
+      <w:lvlText w:val="o"/>
+      <w:lvlJc w:val="left"/>
+      <w:pPr>
+        <w:ind w:left="3600" w:hanging="360"/>
+      </w:pPr>
+      <w:rPr>
+        <w:rFonts w:ascii="Courier New" w:hAnsi="Courier New" w:cs="Courier New" w:hint="default"/>
+      </w:rPr>
+    </w:lvl>
+    <w:lvl w:ilvl="5" w:tplc="10090005" w:tentative="1">
+      <w:start w:val="1"/>
+      <w:numFmt w:val="bullet"/>
+      <w:lvlText w:val=""/>
+      <w:lvlJc w:val="left"/>
+      <w:pPr>
+        <w:ind w:left="4320" w:hanging="360"/>
+      </w:pPr>
+      <w:rPr>
+        <w:rFonts w:ascii="Wingdings" w:hAnsi="Wingdings" w:hint="default"/>
+      </w:rPr>
+    </w:lvl>
+    <w:lvl w:ilvl="6" w:tplc="10090001" w:tentative="1">
+      <w:start w:val="1"/>
+      <w:numFmt w:val="bullet"/>
+      <w:lvlText w:val=""/>
+      <w:lvlJc w:val="left"/>
+      <w:pPr>
+        <w:ind w:left="5040" w:hanging="360"/>
+      </w:pPr>
+      <w:rPr>
+        <w:rFonts w:ascii="Symbol" w:hAnsi="Symbol" w:hint="default"/>
+      </w:rPr>
+    </w:lvl>
+    <w:lvl w:ilvl="7" w:tplc="10090003" w:tentative="1">
+      <w:start w:val="1"/>
+      <w:numFmt w:val="bullet"/>
+      <w:lvlText w:val="o"/>
+      <w:lvlJc w:val="left"/>
+      <w:pPr>
+        <w:ind w:left="5760" w:hanging="360"/>
+      </w:pPr>
+      <w:rPr>
+        <w:rFonts w:ascii="Courier New" w:hAnsi="Courier New" w:cs="Courier New" w:hint="default"/>
+      </w:rPr>
+    </w:lvl>
+    <w:lvl w:ilvl="8" w:tplc="10090005" w:tentative="1">
+      <w:start w:val="1"/>
+      <w:numFmt w:val="bullet"/>
+      <w:lvlText w:val=""/>
+      <w:lvlJc w:val="left"/>
+      <w:pPr>
+        <w:ind w:left="6480" w:hanging="360"/>
+      </w:pPr>
+      <w:rPr>
+        <w:rFonts w:ascii="Wingdings" w:hAnsi="Wingdings" w:hint="default"/>
+      </w:rPr>
+    </w:lvl>
+  </w:abstractNum>
+  <w:abstractNum w:abstractNumId="14" w15:restartNumberingAfterBreak="0">
+    <w:nsid w:val="2CA74807"/>
+    <w:multiLevelType w:val="hybridMultilevel"/>
+    <w:tmpl w:val="DD581F06"/>
+    <w:lvl w:ilvl="0" w:tplc="10090001">
+      <w:start w:val="1"/>
+      <w:numFmt w:val="bullet"/>
+      <w:lvlText w:val=""/>
+      <w:lvlJc w:val="left"/>
+      <w:pPr>
+        <w:ind w:left="720" w:hanging="360"/>
+      </w:pPr>
+      <w:rPr>
+        <w:rFonts w:ascii="Symbol" w:hAnsi="Symbol" w:hint="default"/>
+      </w:rPr>
+    </w:lvl>
+    <w:lvl w:ilvl="1" w:tplc="10090003" w:tentative="1">
+      <w:start w:val="1"/>
+      <w:numFmt w:val="bullet"/>
+      <w:lvlText w:val="o"/>
+      <w:lvlJc w:val="left"/>
+      <w:pPr>
+        <w:ind w:left="1440" w:hanging="360"/>
+      </w:pPr>
+      <w:rPr>
+        <w:rFonts w:ascii="Courier New" w:hAnsi="Courier New" w:cs="Courier New" w:hint="default"/>
+      </w:rPr>
+    </w:lvl>
+    <w:lvl w:ilvl="2" w:tplc="10090005" w:tentative="1">
+      <w:start w:val="1"/>
+      <w:numFmt w:val="bullet"/>
+      <w:lvlText w:val=""/>
+      <w:lvlJc w:val="left"/>
+      <w:pPr>
+        <w:ind w:left="2160" w:hanging="360"/>
+      </w:pPr>
+      <w:rPr>
+        <w:rFonts w:ascii="Wingdings" w:hAnsi="Wingdings" w:hint="default"/>
+      </w:rPr>
+    </w:lvl>
+    <w:lvl w:ilvl="3" w:tplc="10090001" w:tentative="1">
+      <w:start w:val="1"/>
+      <w:numFmt w:val="bullet"/>
+      <w:lvlText w:val=""/>
+      <w:lvlJc w:val="left"/>
+      <w:pPr>
+        <w:ind w:left="2880" w:hanging="360"/>
+      </w:pPr>
+      <w:rPr>
+        <w:rFonts w:ascii="Symbol" w:hAnsi="Symbol" w:hint="default"/>
+      </w:rPr>
+    </w:lvl>
+    <w:lvl w:ilvl="4" w:tplc="10090003" w:tentative="1">
+      <w:start w:val="1"/>
+      <w:numFmt w:val="bullet"/>
+      <w:lvlText w:val="o"/>
+      <w:lvlJc w:val="left"/>
+      <w:pPr>
+        <w:ind w:left="3600" w:hanging="360"/>
+      </w:pPr>
+      <w:rPr>
+        <w:rFonts w:ascii="Courier New" w:hAnsi="Courier New" w:cs="Courier New" w:hint="default"/>
+      </w:rPr>
+    </w:lvl>
+    <w:lvl w:ilvl="5" w:tplc="10090005" w:tentative="1">
+      <w:start w:val="1"/>
+      <w:numFmt w:val="bullet"/>
+      <w:lvlText w:val=""/>
+      <w:lvlJc w:val="left"/>
+      <w:pPr>
+        <w:ind w:left="4320" w:hanging="360"/>
+      </w:pPr>
+      <w:rPr>
+        <w:rFonts w:ascii="Wingdings" w:hAnsi="Wingdings" w:hint="default"/>
+      </w:rPr>
+    </w:lvl>
+    <w:lvl w:ilvl="6" w:tplc="10090001" w:tentative="1">
+      <w:start w:val="1"/>
+      <w:numFmt w:val="bullet"/>
+      <w:lvlText w:val=""/>
+      <w:lvlJc w:val="left"/>
+      <w:pPr>
+        <w:ind w:left="5040" w:hanging="360"/>
+      </w:pPr>
+      <w:rPr>
+        <w:rFonts w:ascii="Symbol" w:hAnsi="Symbol" w:hint="default"/>
+      </w:rPr>
+    </w:lvl>
+    <w:lvl w:ilvl="7" w:tplc="10090003" w:tentative="1">
+      <w:start w:val="1"/>
+      <w:numFmt w:val="bullet"/>
+      <w:lvlText w:val="o"/>
+      <w:lvlJc w:val="left"/>
+      <w:pPr>
+        <w:ind w:left="5760" w:hanging="360"/>
+      </w:pPr>
+      <w:rPr>
+        <w:rFonts w:ascii="Courier New" w:hAnsi="Courier New" w:cs="Courier New" w:hint="default"/>
+      </w:rPr>
+    </w:lvl>
+    <w:lvl w:ilvl="8" w:tplc="10090005" w:tentative="1">
+      <w:start w:val="1"/>
+      <w:numFmt w:val="bullet"/>
+      <w:lvlText w:val=""/>
+      <w:lvlJc w:val="left"/>
+      <w:pPr>
+        <w:ind w:left="6480" w:hanging="360"/>
+      </w:pPr>
+      <w:rPr>
+        <w:rFonts w:ascii="Wingdings" w:hAnsi="Wingdings" w:hint="default"/>
+      </w:rPr>
+    </w:lvl>
+  </w:abstractNum>
+  <w:abstractNum w:abstractNumId="15" w15:restartNumberingAfterBreak="0">
+    <w:nsid w:val="2E220B49"/>
+    <w:multiLevelType w:val="hybridMultilevel"/>
+    <w:tmpl w:val="57DC0896"/>
+    <w:lvl w:ilvl="0" w:tplc="10090001">
+      <w:start w:val="1"/>
+      <w:numFmt w:val="bullet"/>
+      <w:lvlText w:val=""/>
+      <w:lvlJc w:val="left"/>
+      <w:pPr>
+        <w:ind w:left="720" w:hanging="360"/>
+      </w:pPr>
+      <w:rPr>
+        <w:rFonts w:ascii="Symbol" w:hAnsi="Symbol" w:hint="default"/>
+      </w:rPr>
+    </w:lvl>
+    <w:lvl w:ilvl="1" w:tplc="10090003" w:tentative="1">
+      <w:start w:val="1"/>
+      <w:numFmt w:val="bullet"/>
+      <w:lvlText w:val="o"/>
+      <w:lvlJc w:val="left"/>
+      <w:pPr>
+        <w:ind w:left="1440" w:hanging="360"/>
+      </w:pPr>
+      <w:rPr>
+        <w:rFonts w:ascii="Courier New" w:hAnsi="Courier New" w:cs="Courier New" w:hint="default"/>
+      </w:rPr>
+    </w:lvl>
+    <w:lvl w:ilvl="2" w:tplc="10090005" w:tentative="1">
+      <w:start w:val="1"/>
+      <w:numFmt w:val="bullet"/>
+      <w:lvlText w:val=""/>
+      <w:lvlJc w:val="left"/>
+      <w:pPr>
+        <w:ind w:left="2160" w:hanging="360"/>
+      </w:pPr>
+      <w:rPr>
+        <w:rFonts w:ascii="Wingdings" w:hAnsi="Wingdings" w:hint="default"/>
+      </w:rPr>
+    </w:lvl>
+    <w:lvl w:ilvl="3" w:tplc="10090001" w:tentative="1">
+      <w:start w:val="1"/>
+      <w:numFmt w:val="bullet"/>
+      <w:lvlText w:val=""/>
+      <w:lvlJc w:val="left"/>
+      <w:pPr>
+        <w:ind w:left="2880" w:hanging="360"/>
+      </w:pPr>
+      <w:rPr>
+        <w:rFonts w:ascii="Symbol" w:hAnsi="Symbol" w:hint="default"/>
+      </w:rPr>
+    </w:lvl>
+    <w:lvl w:ilvl="4" w:tplc="10090003" w:tentative="1">
+      <w:start w:val="1"/>
+      <w:numFmt w:val="bullet"/>
+      <w:lvlText w:val="o"/>
+      <w:lvlJc w:val="left"/>
+      <w:pPr>
+        <w:ind w:left="3600" w:hanging="360"/>
+      </w:pPr>
+      <w:rPr>
+        <w:rFonts w:ascii="Courier New" w:hAnsi="Courier New" w:cs="Courier New" w:hint="default"/>
+      </w:rPr>
+    </w:lvl>
+    <w:lvl w:ilvl="5" w:tplc="10090005" w:tentative="1">
+      <w:start w:val="1"/>
+      <w:numFmt w:val="bullet"/>
+      <w:lvlText w:val=""/>
+      <w:lvlJc w:val="left"/>
+      <w:pPr>
+        <w:ind w:left="4320" w:hanging="360"/>
+      </w:pPr>
+      <w:rPr>
+        <w:rFonts w:ascii="Wingdings" w:hAnsi="Wingdings" w:hint="default"/>
+      </w:rPr>
+    </w:lvl>
+    <w:lvl w:ilvl="6" w:tplc="10090001" w:tentative="1">
+      <w:start w:val="1"/>
+      <w:numFmt w:val="bullet"/>
+      <w:lvlText w:val=""/>
+      <w:lvlJc w:val="left"/>
+      <w:pPr>
+        <w:ind w:left="5040" w:hanging="360"/>
+      </w:pPr>
+      <w:rPr>
+        <w:rFonts w:ascii="Symbol" w:hAnsi="Symbol" w:hint="default"/>
+      </w:rPr>
+    </w:lvl>
+    <w:lvl w:ilvl="7" w:tplc="10090003" w:tentative="1">
+      <w:start w:val="1"/>
+      <w:numFmt w:val="bullet"/>
+      <w:lvlText w:val="o"/>
+      <w:lvlJc w:val="left"/>
+      <w:pPr>
+        <w:ind w:left="5760" w:hanging="360"/>
+      </w:pPr>
+      <w:rPr>
+        <w:rFonts w:ascii="Courier New" w:hAnsi="Courier New" w:cs="Courier New" w:hint="default"/>
+      </w:rPr>
+    </w:lvl>
+    <w:lvl w:ilvl="8" w:tplc="10090005" w:tentative="1">
+      <w:start w:val="1"/>
+      <w:numFmt w:val="bullet"/>
+      <w:lvlText w:val=""/>
+      <w:lvlJc w:val="left"/>
+      <w:pPr>
+        <w:ind w:left="6480" w:hanging="360"/>
+      </w:pPr>
+      <w:rPr>
+        <w:rFonts w:ascii="Wingdings" w:hAnsi="Wingdings" w:hint="default"/>
+      </w:rPr>
+    </w:lvl>
+  </w:abstractNum>
+  <w:abstractNum w:abstractNumId="16" w15:restartNumberingAfterBreak="0">
     <w:nsid w:val="2FD0773B"/>
     <w:multiLevelType w:val="hybridMultilevel"/>
     <w:tmpl w:val="61461A52"/>
@@ -821,7 +4291,120 @@
       </w:rPr>
     </w:lvl>
   </w:abstractNum>
-  <w:abstractNum w:abstractNumId="10" w15:restartNumberingAfterBreak="0">
+  <w:abstractNum w:abstractNumId="17" w15:restartNumberingAfterBreak="0">
+    <w:nsid w:val="30A97756"/>
+    <w:multiLevelType w:val="hybridMultilevel"/>
+    <w:tmpl w:val="D4B24F60"/>
+    <w:lvl w:ilvl="0" w:tplc="10090001">
+      <w:start w:val="1"/>
+      <w:numFmt w:val="bullet"/>
+      <w:lvlText w:val=""/>
+      <w:lvlJc w:val="left"/>
+      <w:pPr>
+        <w:ind w:left="720" w:hanging="360"/>
+      </w:pPr>
+      <w:rPr>
+        <w:rFonts w:ascii="Symbol" w:hAnsi="Symbol" w:hint="default"/>
+      </w:rPr>
+    </w:lvl>
+    <w:lvl w:ilvl="1" w:tplc="10090003" w:tentative="1">
+      <w:start w:val="1"/>
+      <w:numFmt w:val="bullet"/>
+      <w:lvlText w:val="o"/>
+      <w:lvlJc w:val="left"/>
+      <w:pPr>
+        <w:ind w:left="1440" w:hanging="360"/>
+      </w:pPr>
+      <w:rPr>
+        <w:rFonts w:ascii="Courier New" w:hAnsi="Courier New" w:cs="Courier New" w:hint="default"/>
+      </w:rPr>
+    </w:lvl>
+    <w:lvl w:ilvl="2" w:tplc="10090005" w:tentative="1">
+      <w:start w:val="1"/>
+      <w:numFmt w:val="bullet"/>
+      <w:lvlText w:val=""/>
+      <w:lvlJc w:val="left"/>
+      <w:pPr>
+        <w:ind w:left="2160" w:hanging="360"/>
+      </w:pPr>
+      <w:rPr>
+        <w:rFonts w:ascii="Wingdings" w:hAnsi="Wingdings" w:hint="default"/>
+      </w:rPr>
+    </w:lvl>
+    <w:lvl w:ilvl="3" w:tplc="10090001" w:tentative="1">
+      <w:start w:val="1"/>
+      <w:numFmt w:val="bullet"/>
+      <w:lvlText w:val=""/>
+      <w:lvlJc w:val="left"/>
+      <w:pPr>
+        <w:ind w:left="2880" w:hanging="360"/>
+      </w:pPr>
+      <w:rPr>
+        <w:rFonts w:ascii="Symbol" w:hAnsi="Symbol" w:hint="default"/>
+      </w:rPr>
+    </w:lvl>
+    <w:lvl w:ilvl="4" w:tplc="10090003" w:tentative="1">
+      <w:start w:val="1"/>
+      <w:numFmt w:val="bullet"/>
+      <w:lvlText w:val="o"/>
+      <w:lvlJc w:val="left"/>
+      <w:pPr>
+        <w:ind w:left="3600" w:hanging="360"/>
+      </w:pPr>
+      <w:rPr>
+        <w:rFonts w:ascii="Courier New" w:hAnsi="Courier New" w:cs="Courier New" w:hint="default"/>
+      </w:rPr>
+    </w:lvl>
+    <w:lvl w:ilvl="5" w:tplc="10090005" w:tentative="1">
+      <w:start w:val="1"/>
+      <w:numFmt w:val="bullet"/>
+      <w:lvlText w:val=""/>
+      <w:lvlJc w:val="left"/>
+      <w:pPr>
+        <w:ind w:left="4320" w:hanging="360"/>
+      </w:pPr>
+      <w:rPr>
+        <w:rFonts w:ascii="Wingdings" w:hAnsi="Wingdings" w:hint="default"/>
+      </w:rPr>
+    </w:lvl>
+    <w:lvl w:ilvl="6" w:tplc="10090001" w:tentative="1">
+      <w:start w:val="1"/>
+      <w:numFmt w:val="bullet"/>
+      <w:lvlText w:val=""/>
+      <w:lvlJc w:val="left"/>
+      <w:pPr>
+        <w:ind w:left="5040" w:hanging="360"/>
+      </w:pPr>
+      <w:rPr>
+        <w:rFonts w:ascii="Symbol" w:hAnsi="Symbol" w:hint="default"/>
+      </w:rPr>
+    </w:lvl>
+    <w:lvl w:ilvl="7" w:tplc="10090003" w:tentative="1">
+      <w:start w:val="1"/>
+      <w:numFmt w:val="bullet"/>
+      <w:lvlText w:val="o"/>
+      <w:lvlJc w:val="left"/>
+      <w:pPr>
+        <w:ind w:left="5760" w:hanging="360"/>
+      </w:pPr>
+      <w:rPr>
+        <w:rFonts w:ascii="Courier New" w:hAnsi="Courier New" w:cs="Courier New" w:hint="default"/>
+      </w:rPr>
+    </w:lvl>
+    <w:lvl w:ilvl="8" w:tplc="10090005" w:tentative="1">
+      <w:start w:val="1"/>
+      <w:numFmt w:val="bullet"/>
+      <w:lvlText w:val=""/>
+      <w:lvlJc w:val="left"/>
+      <w:pPr>
+        <w:ind w:left="6480" w:hanging="360"/>
+      </w:pPr>
+      <w:rPr>
+        <w:rFonts w:ascii="Wingdings" w:hAnsi="Wingdings" w:hint="default"/>
+      </w:rPr>
+    </w:lvl>
+  </w:abstractNum>
+  <w:abstractNum w:abstractNumId="18" w15:restartNumberingAfterBreak="0">
     <w:nsid w:val="3FD348C8"/>
     <w:multiLevelType w:val="hybridMultilevel"/>
     <w:tmpl w:val="A808D554"/>
@@ -932,6 +4515,434 @@
       <w:rPr>
         <w:rFonts w:ascii="Wingdings" w:hAnsi="Wingdings" w:hint="default"/>
       </w:rPr>
+    </w:lvl>
+  </w:abstractNum>
+  <w:abstractNum w:abstractNumId="19" w15:restartNumberingAfterBreak="0">
+    <w:nsid w:val="55543A9D"/>
+    <w:multiLevelType w:val="hybridMultilevel"/>
+    <w:tmpl w:val="81FE626C"/>
+    <w:lvl w:ilvl="0" w:tplc="10090001">
+      <w:start w:val="1"/>
+      <w:numFmt w:val="bullet"/>
+      <w:lvlText w:val=""/>
+      <w:lvlJc w:val="left"/>
+      <w:pPr>
+        <w:ind w:left="720" w:hanging="360"/>
+      </w:pPr>
+      <w:rPr>
+        <w:rFonts w:ascii="Symbol" w:hAnsi="Symbol" w:hint="default"/>
+      </w:rPr>
+    </w:lvl>
+    <w:lvl w:ilvl="1" w:tplc="10090003" w:tentative="1">
+      <w:start w:val="1"/>
+      <w:numFmt w:val="bullet"/>
+      <w:lvlText w:val="o"/>
+      <w:lvlJc w:val="left"/>
+      <w:pPr>
+        <w:ind w:left="1440" w:hanging="360"/>
+      </w:pPr>
+      <w:rPr>
+        <w:rFonts w:ascii="Courier New" w:hAnsi="Courier New" w:cs="Courier New" w:hint="default"/>
+      </w:rPr>
+    </w:lvl>
+    <w:lvl w:ilvl="2" w:tplc="10090005" w:tentative="1">
+      <w:start w:val="1"/>
+      <w:numFmt w:val="bullet"/>
+      <w:lvlText w:val=""/>
+      <w:lvlJc w:val="left"/>
+      <w:pPr>
+        <w:ind w:left="2160" w:hanging="360"/>
+      </w:pPr>
+      <w:rPr>
+        <w:rFonts w:ascii="Wingdings" w:hAnsi="Wingdings" w:hint="default"/>
+      </w:rPr>
+    </w:lvl>
+    <w:lvl w:ilvl="3" w:tplc="10090001" w:tentative="1">
+      <w:start w:val="1"/>
+      <w:numFmt w:val="bullet"/>
+      <w:lvlText w:val=""/>
+      <w:lvlJc w:val="left"/>
+      <w:pPr>
+        <w:ind w:left="2880" w:hanging="360"/>
+      </w:pPr>
+      <w:rPr>
+        <w:rFonts w:ascii="Symbol" w:hAnsi="Symbol" w:hint="default"/>
+      </w:rPr>
+    </w:lvl>
+    <w:lvl w:ilvl="4" w:tplc="10090003" w:tentative="1">
+      <w:start w:val="1"/>
+      <w:numFmt w:val="bullet"/>
+      <w:lvlText w:val="o"/>
+      <w:lvlJc w:val="left"/>
+      <w:pPr>
+        <w:ind w:left="3600" w:hanging="360"/>
+      </w:pPr>
+      <w:rPr>
+        <w:rFonts w:ascii="Courier New" w:hAnsi="Courier New" w:cs="Courier New" w:hint="default"/>
+      </w:rPr>
+    </w:lvl>
+    <w:lvl w:ilvl="5" w:tplc="10090005" w:tentative="1">
+      <w:start w:val="1"/>
+      <w:numFmt w:val="bullet"/>
+      <w:lvlText w:val=""/>
+      <w:lvlJc w:val="left"/>
+      <w:pPr>
+        <w:ind w:left="4320" w:hanging="360"/>
+      </w:pPr>
+      <w:rPr>
+        <w:rFonts w:ascii="Wingdings" w:hAnsi="Wingdings" w:hint="default"/>
+      </w:rPr>
+    </w:lvl>
+    <w:lvl w:ilvl="6" w:tplc="10090001" w:tentative="1">
+      <w:start w:val="1"/>
+      <w:numFmt w:val="bullet"/>
+      <w:lvlText w:val=""/>
+      <w:lvlJc w:val="left"/>
+      <w:pPr>
+        <w:ind w:left="5040" w:hanging="360"/>
+      </w:pPr>
+      <w:rPr>
+        <w:rFonts w:ascii="Symbol" w:hAnsi="Symbol" w:hint="default"/>
+      </w:rPr>
+    </w:lvl>
+    <w:lvl w:ilvl="7" w:tplc="10090003" w:tentative="1">
+      <w:start w:val="1"/>
+      <w:numFmt w:val="bullet"/>
+      <w:lvlText w:val="o"/>
+      <w:lvlJc w:val="left"/>
+      <w:pPr>
+        <w:ind w:left="5760" w:hanging="360"/>
+      </w:pPr>
+      <w:rPr>
+        <w:rFonts w:ascii="Courier New" w:hAnsi="Courier New" w:cs="Courier New" w:hint="default"/>
+      </w:rPr>
+    </w:lvl>
+    <w:lvl w:ilvl="8" w:tplc="10090005" w:tentative="1">
+      <w:start w:val="1"/>
+      <w:numFmt w:val="bullet"/>
+      <w:lvlText w:val=""/>
+      <w:lvlJc w:val="left"/>
+      <w:pPr>
+        <w:ind w:left="6480" w:hanging="360"/>
+      </w:pPr>
+      <w:rPr>
+        <w:rFonts w:ascii="Wingdings" w:hAnsi="Wingdings" w:hint="default"/>
+      </w:rPr>
+    </w:lvl>
+  </w:abstractNum>
+  <w:abstractNum w:abstractNumId="20" w15:restartNumberingAfterBreak="0">
+    <w:nsid w:val="560F38E2"/>
+    <w:multiLevelType w:val="hybridMultilevel"/>
+    <w:tmpl w:val="D9DED4FA"/>
+    <w:lvl w:ilvl="0" w:tplc="10090001">
+      <w:start w:val="1"/>
+      <w:numFmt w:val="bullet"/>
+      <w:lvlText w:val=""/>
+      <w:lvlJc w:val="left"/>
+      <w:pPr>
+        <w:ind w:left="720" w:hanging="360"/>
+      </w:pPr>
+      <w:rPr>
+        <w:rFonts w:ascii="Symbol" w:hAnsi="Symbol" w:hint="default"/>
+      </w:rPr>
+    </w:lvl>
+    <w:lvl w:ilvl="1" w:tplc="10090003" w:tentative="1">
+      <w:start w:val="1"/>
+      <w:numFmt w:val="bullet"/>
+      <w:lvlText w:val="o"/>
+      <w:lvlJc w:val="left"/>
+      <w:pPr>
+        <w:ind w:left="1440" w:hanging="360"/>
+      </w:pPr>
+      <w:rPr>
+        <w:rFonts w:ascii="Courier New" w:hAnsi="Courier New" w:cs="Courier New" w:hint="default"/>
+      </w:rPr>
+    </w:lvl>
+    <w:lvl w:ilvl="2" w:tplc="10090005" w:tentative="1">
+      <w:start w:val="1"/>
+      <w:numFmt w:val="bullet"/>
+      <w:lvlText w:val=""/>
+      <w:lvlJc w:val="left"/>
+      <w:pPr>
+        <w:ind w:left="2160" w:hanging="360"/>
+      </w:pPr>
+      <w:rPr>
+        <w:rFonts w:ascii="Wingdings" w:hAnsi="Wingdings" w:hint="default"/>
+      </w:rPr>
+    </w:lvl>
+    <w:lvl w:ilvl="3" w:tplc="10090001" w:tentative="1">
+      <w:start w:val="1"/>
+      <w:numFmt w:val="bullet"/>
+      <w:lvlText w:val=""/>
+      <w:lvlJc w:val="left"/>
+      <w:pPr>
+        <w:ind w:left="2880" w:hanging="360"/>
+      </w:pPr>
+      <w:rPr>
+        <w:rFonts w:ascii="Symbol" w:hAnsi="Symbol" w:hint="default"/>
+      </w:rPr>
+    </w:lvl>
+    <w:lvl w:ilvl="4" w:tplc="10090003" w:tentative="1">
+      <w:start w:val="1"/>
+      <w:numFmt w:val="bullet"/>
+      <w:lvlText w:val="o"/>
+      <w:lvlJc w:val="left"/>
+      <w:pPr>
+        <w:ind w:left="3600" w:hanging="360"/>
+      </w:pPr>
+      <w:rPr>
+        <w:rFonts w:ascii="Courier New" w:hAnsi="Courier New" w:cs="Courier New" w:hint="default"/>
+      </w:rPr>
+    </w:lvl>
+    <w:lvl w:ilvl="5" w:tplc="10090005" w:tentative="1">
+      <w:start w:val="1"/>
+      <w:numFmt w:val="bullet"/>
+      <w:lvlText w:val=""/>
+      <w:lvlJc w:val="left"/>
+      <w:pPr>
+        <w:ind w:left="4320" w:hanging="360"/>
+      </w:pPr>
+      <w:rPr>
+        <w:rFonts w:ascii="Wingdings" w:hAnsi="Wingdings" w:hint="default"/>
+      </w:rPr>
+    </w:lvl>
+    <w:lvl w:ilvl="6" w:tplc="10090001" w:tentative="1">
+      <w:start w:val="1"/>
+      <w:numFmt w:val="bullet"/>
+      <w:lvlText w:val=""/>
+      <w:lvlJc w:val="left"/>
+      <w:pPr>
+        <w:ind w:left="5040" w:hanging="360"/>
+      </w:pPr>
+      <w:rPr>
+        <w:rFonts w:ascii="Symbol" w:hAnsi="Symbol" w:hint="default"/>
+      </w:rPr>
+    </w:lvl>
+    <w:lvl w:ilvl="7" w:tplc="10090003" w:tentative="1">
+      <w:start w:val="1"/>
+      <w:numFmt w:val="bullet"/>
+      <w:lvlText w:val="o"/>
+      <w:lvlJc w:val="left"/>
+      <w:pPr>
+        <w:ind w:left="5760" w:hanging="360"/>
+      </w:pPr>
+      <w:rPr>
+        <w:rFonts w:ascii="Courier New" w:hAnsi="Courier New" w:cs="Courier New" w:hint="default"/>
+      </w:rPr>
+    </w:lvl>
+    <w:lvl w:ilvl="8" w:tplc="10090005" w:tentative="1">
+      <w:start w:val="1"/>
+      <w:numFmt w:val="bullet"/>
+      <w:lvlText w:val=""/>
+      <w:lvlJc w:val="left"/>
+      <w:pPr>
+        <w:ind w:left="6480" w:hanging="360"/>
+      </w:pPr>
+      <w:rPr>
+        <w:rFonts w:ascii="Wingdings" w:hAnsi="Wingdings" w:hint="default"/>
+      </w:rPr>
+    </w:lvl>
+  </w:abstractNum>
+  <w:abstractNum w:abstractNumId="21" w15:restartNumberingAfterBreak="0">
+    <w:nsid w:val="56107E0E"/>
+    <w:multiLevelType w:val="hybridMultilevel"/>
+    <w:tmpl w:val="705CFDC8"/>
+    <w:lvl w:ilvl="0" w:tplc="10090001">
+      <w:start w:val="1"/>
+      <w:numFmt w:val="bullet"/>
+      <w:lvlText w:val=""/>
+      <w:lvlJc w:val="left"/>
+      <w:pPr>
+        <w:ind w:left="720" w:hanging="360"/>
+      </w:pPr>
+      <w:rPr>
+        <w:rFonts w:ascii="Symbol" w:hAnsi="Symbol" w:hint="default"/>
+      </w:rPr>
+    </w:lvl>
+    <w:lvl w:ilvl="1" w:tplc="10090003" w:tentative="1">
+      <w:start w:val="1"/>
+      <w:numFmt w:val="bullet"/>
+      <w:lvlText w:val="o"/>
+      <w:lvlJc w:val="left"/>
+      <w:pPr>
+        <w:ind w:left="1440" w:hanging="360"/>
+      </w:pPr>
+      <w:rPr>
+        <w:rFonts w:ascii="Courier New" w:hAnsi="Courier New" w:cs="Courier New" w:hint="default"/>
+      </w:rPr>
+    </w:lvl>
+    <w:lvl w:ilvl="2" w:tplc="10090005" w:tentative="1">
+      <w:start w:val="1"/>
+      <w:numFmt w:val="bullet"/>
+      <w:lvlText w:val=""/>
+      <w:lvlJc w:val="left"/>
+      <w:pPr>
+        <w:ind w:left="2160" w:hanging="360"/>
+      </w:pPr>
+      <w:rPr>
+        <w:rFonts w:ascii="Wingdings" w:hAnsi="Wingdings" w:hint="default"/>
+      </w:rPr>
+    </w:lvl>
+    <w:lvl w:ilvl="3" w:tplc="10090001" w:tentative="1">
+      <w:start w:val="1"/>
+      <w:numFmt w:val="bullet"/>
+      <w:lvlText w:val=""/>
+      <w:lvlJc w:val="left"/>
+      <w:pPr>
+        <w:ind w:left="2880" w:hanging="360"/>
+      </w:pPr>
+      <w:rPr>
+        <w:rFonts w:ascii="Symbol" w:hAnsi="Symbol" w:hint="default"/>
+      </w:rPr>
+    </w:lvl>
+    <w:lvl w:ilvl="4" w:tplc="10090003" w:tentative="1">
+      <w:start w:val="1"/>
+      <w:numFmt w:val="bullet"/>
+      <w:lvlText w:val="o"/>
+      <w:lvlJc w:val="left"/>
+      <w:pPr>
+        <w:ind w:left="3600" w:hanging="360"/>
+      </w:pPr>
+      <w:rPr>
+        <w:rFonts w:ascii="Courier New" w:hAnsi="Courier New" w:cs="Courier New" w:hint="default"/>
+      </w:rPr>
+    </w:lvl>
+    <w:lvl w:ilvl="5" w:tplc="10090005" w:tentative="1">
+      <w:start w:val="1"/>
+      <w:numFmt w:val="bullet"/>
+      <w:lvlText w:val=""/>
+      <w:lvlJc w:val="left"/>
+      <w:pPr>
+        <w:ind w:left="4320" w:hanging="360"/>
+      </w:pPr>
+      <w:rPr>
+        <w:rFonts w:ascii="Wingdings" w:hAnsi="Wingdings" w:hint="default"/>
+      </w:rPr>
+    </w:lvl>
+    <w:lvl w:ilvl="6" w:tplc="10090001" w:tentative="1">
+      <w:start w:val="1"/>
+      <w:numFmt w:val="bullet"/>
+      <w:lvlText w:val=""/>
+      <w:lvlJc w:val="left"/>
+      <w:pPr>
+        <w:ind w:left="5040" w:hanging="360"/>
+      </w:pPr>
+      <w:rPr>
+        <w:rFonts w:ascii="Symbol" w:hAnsi="Symbol" w:hint="default"/>
+      </w:rPr>
+    </w:lvl>
+    <w:lvl w:ilvl="7" w:tplc="10090003" w:tentative="1">
+      <w:start w:val="1"/>
+      <w:numFmt w:val="bullet"/>
+      <w:lvlText w:val="o"/>
+      <w:lvlJc w:val="left"/>
+      <w:pPr>
+        <w:ind w:left="5760" w:hanging="360"/>
+      </w:pPr>
+      <w:rPr>
+        <w:rFonts w:ascii="Courier New" w:hAnsi="Courier New" w:cs="Courier New" w:hint="default"/>
+      </w:rPr>
+    </w:lvl>
+    <w:lvl w:ilvl="8" w:tplc="10090005" w:tentative="1">
+      <w:start w:val="1"/>
+      <w:numFmt w:val="bullet"/>
+      <w:lvlText w:val=""/>
+      <w:lvlJc w:val="left"/>
+      <w:pPr>
+        <w:ind w:left="6480" w:hanging="360"/>
+      </w:pPr>
+      <w:rPr>
+        <w:rFonts w:ascii="Wingdings" w:hAnsi="Wingdings" w:hint="default"/>
+      </w:rPr>
+    </w:lvl>
+  </w:abstractNum>
+  <w:abstractNum w:abstractNumId="22" w15:restartNumberingAfterBreak="0">
+    <w:nsid w:val="67433E35"/>
+    <w:multiLevelType w:val="hybridMultilevel"/>
+    <w:tmpl w:val="F2D477E2"/>
+    <w:lvl w:ilvl="0" w:tplc="1566722E">
+      <w:start w:val="1"/>
+      <w:numFmt w:val="decimal"/>
+      <w:lvlText w:val="(%1)"/>
+      <w:lvlJc w:val="left"/>
+      <w:pPr>
+        <w:ind w:left="720" w:hanging="360"/>
+      </w:pPr>
+      <w:rPr>
+        <w:rFonts w:hint="default"/>
+      </w:rPr>
+    </w:lvl>
+    <w:lvl w:ilvl="1" w:tplc="10090019" w:tentative="1">
+      <w:start w:val="1"/>
+      <w:numFmt w:val="lowerLetter"/>
+      <w:lvlText w:val="%2."/>
+      <w:lvlJc w:val="left"/>
+      <w:pPr>
+        <w:ind w:left="1440" w:hanging="360"/>
+      </w:pPr>
+    </w:lvl>
+    <w:lvl w:ilvl="2" w:tplc="1009001B" w:tentative="1">
+      <w:start w:val="1"/>
+      <w:numFmt w:val="lowerRoman"/>
+      <w:lvlText w:val="%3."/>
+      <w:lvlJc w:val="right"/>
+      <w:pPr>
+        <w:ind w:left="2160" w:hanging="180"/>
+      </w:pPr>
+    </w:lvl>
+    <w:lvl w:ilvl="3" w:tplc="1009000F" w:tentative="1">
+      <w:start w:val="1"/>
+      <w:numFmt w:val="decimal"/>
+      <w:lvlText w:val="%4."/>
+      <w:lvlJc w:val="left"/>
+      <w:pPr>
+        <w:ind w:left="2880" w:hanging="360"/>
+      </w:pPr>
+    </w:lvl>
+    <w:lvl w:ilvl="4" w:tplc="10090019" w:tentative="1">
+      <w:start w:val="1"/>
+      <w:numFmt w:val="lowerLetter"/>
+      <w:lvlText w:val="%5."/>
+      <w:lvlJc w:val="left"/>
+      <w:pPr>
+        <w:ind w:left="3600" w:hanging="360"/>
+      </w:pPr>
+    </w:lvl>
+    <w:lvl w:ilvl="5" w:tplc="1009001B" w:tentative="1">
+      <w:start w:val="1"/>
+      <w:numFmt w:val="lowerRoman"/>
+      <w:lvlText w:val="%6."/>
+      <w:lvlJc w:val="right"/>
+      <w:pPr>
+        <w:ind w:left="4320" w:hanging="180"/>
+      </w:pPr>
+    </w:lvl>
+    <w:lvl w:ilvl="6" w:tplc="1009000F" w:tentative="1">
+      <w:start w:val="1"/>
+      <w:numFmt w:val="decimal"/>
+      <w:lvlText w:val="%7."/>
+      <w:lvlJc w:val="left"/>
+      <w:pPr>
+        <w:ind w:left="5040" w:hanging="360"/>
+      </w:pPr>
+    </w:lvl>
+    <w:lvl w:ilvl="7" w:tplc="10090019" w:tentative="1">
+      <w:start w:val="1"/>
+      <w:numFmt w:val="lowerLetter"/>
+      <w:lvlText w:val="%8."/>
+      <w:lvlJc w:val="left"/>
+      <w:pPr>
+        <w:ind w:left="5760" w:hanging="360"/>
+      </w:pPr>
+    </w:lvl>
+    <w:lvl w:ilvl="8" w:tplc="1009001B" w:tentative="1">
+      <w:start w:val="1"/>
+      <w:numFmt w:val="lowerRoman"/>
+      <w:lvlText w:val="%9."/>
+      <w:lvlJc w:val="right"/>
+      <w:pPr>
+        <w:ind w:left="6480" w:hanging="180"/>
+      </w:pPr>
     </w:lvl>
   </w:abstractNum>
   <w:num w:numId="1" w16cid:durableId="1768380428">
@@ -962,10 +4973,46 @@
     <w:abstractNumId w:val="0"/>
   </w:num>
   <w:num w:numId="10" w16cid:durableId="1662615424">
+    <w:abstractNumId w:val="16"/>
+  </w:num>
+  <w:num w:numId="11" w16cid:durableId="1263534247">
+    <w:abstractNumId w:val="18"/>
+  </w:num>
+  <w:num w:numId="12" w16cid:durableId="1755935614">
+    <w:abstractNumId w:val="22"/>
+  </w:num>
+  <w:num w:numId="13" w16cid:durableId="414282591">
+    <w:abstractNumId w:val="19"/>
+  </w:num>
+  <w:num w:numId="14" w16cid:durableId="958296895">
     <w:abstractNumId w:val="9"/>
   </w:num>
-  <w:num w:numId="11" w16cid:durableId="1263534247">
+  <w:num w:numId="15" w16cid:durableId="2013870575">
+    <w:abstractNumId w:val="21"/>
+  </w:num>
+  <w:num w:numId="16" w16cid:durableId="1370227430">
     <w:abstractNumId w:val="10"/>
+  </w:num>
+  <w:num w:numId="17" w16cid:durableId="898128198">
+    <w:abstractNumId w:val="11"/>
+  </w:num>
+  <w:num w:numId="18" w16cid:durableId="1057313198">
+    <w:abstractNumId w:val="20"/>
+  </w:num>
+  <w:num w:numId="19" w16cid:durableId="1858301890">
+    <w:abstractNumId w:val="17"/>
+  </w:num>
+  <w:num w:numId="20" w16cid:durableId="1289431126">
+    <w:abstractNumId w:val="14"/>
+  </w:num>
+  <w:num w:numId="21" w16cid:durableId="390153431">
+    <w:abstractNumId w:val="13"/>
+  </w:num>
+  <w:num w:numId="22" w16cid:durableId="46607900">
+    <w:abstractNumId w:val="15"/>
+  </w:num>
+  <w:num w:numId="23" w16cid:durableId="202057587">
+    <w:abstractNumId w:val="12"/>
   </w:num>
 </w:numbering>
 </file>
@@ -1573,7 +5620,6 @@
   <w:style w:type="character" w:default="1" w:styleId="DefaultParagraphFont">
     <w:name w:val="Default Paragraph Font"/>
     <w:uiPriority w:val="1"/>
-    <w:semiHidden/>
     <w:unhideWhenUsed/>
   </w:style>
   <w:style w:type="table" w:default="1" w:styleId="TableNormal">
@@ -12350,6 +16396,29 @@
       </w:tcPr>
     </w:tblStylePr>
   </w:style>
+  <w:style w:type="character" w:styleId="Hyperlink">
+    <w:name w:val="Hyperlink"/>
+    <w:basedOn w:val="DefaultParagraphFont"/>
+    <w:uiPriority w:val="99"/>
+    <w:unhideWhenUsed/>
+    <w:rsid w:val="00372B4C"/>
+    <w:rPr>
+      <w:color w:val="0000FF" w:themeColor="hyperlink"/>
+      <w:u w:val="single"/>
+    </w:rPr>
+  </w:style>
+  <w:style w:type="character" w:styleId="UnresolvedMention">
+    <w:name w:val="Unresolved Mention"/>
+    <w:basedOn w:val="DefaultParagraphFont"/>
+    <w:uiPriority w:val="99"/>
+    <w:semiHidden/>
+    <w:unhideWhenUsed/>
+    <w:rsid w:val="00372B4C"/>
+    <w:rPr>
+      <w:color w:val="605E5C"/>
+      <w:shd w:val="clear" w:color="auto" w:fill="E1DFDD"/>
+    </w:rPr>
+  </w:style>
 </w:styles>
 </file>
 
